--- a/conecta/Interfaces-InterHub.docx
+++ b/conecta/Interfaces-InterHub.docx
@@ -1,6 +1,6 @@
 
 <file path=word/document.xml><?xml version="1.0" encoding="utf-8"?>
-<w:document xmlns:wpc="http://schemas.microsoft.com/office/word/2010/wordprocessingCanvas" xmlns:cx="http://schemas.microsoft.com/office/drawing/2014/chartex" xmlns:cx1="http://schemas.microsoft.com/office/drawing/2015/9/8/chartex" xmlns:cx2="http://schemas.microsoft.com/office/drawing/2015/10/21/chartex" xmlns:cx3="http://schemas.microsoft.com/office/drawing/2016/5/9/chartex" xmlns:cx4="http://schemas.microsoft.com/office/drawing/2016/5/10/chartex" xmlns:cx5="http://schemas.microsoft.com/office/drawing/2016/5/11/chartex" xmlns:cx6="http://schemas.microsoft.com/office/drawing/2016/5/12/chartex" xmlns:cx7="http://schemas.microsoft.com/office/drawing/2016/5/13/chartex" xmlns:cx8="http://schemas.microsoft.com/office/drawing/2016/5/14/chartex" xmlns:mc="http://schemas.openxmlformats.org/markup-compatibility/2006" xmlns:aink="http://schemas.microsoft.com/office/drawing/2016/ink" xmlns:am3d="http://schemas.microsoft.com/office/drawing/2017/model3d" xmlns:o="urn:schemas-microsoft-com:office:office" xmlns:oel="http://schemas.microsoft.com/office/2019/extlst" xmlns:r="http://schemas.openxmlformats.org/officeDocument/2006/relationships" xmlns:m="http://schemas.openxmlformats.org/officeDocument/2006/math" xmlns:v="urn:schemas-microsoft-com:vml" xmlns:wp14="http://schemas.microsoft.com/office/word/2010/wordprocessingDrawing" xmlns:wp="http://schemas.openxmlformats.org/drawingml/2006/wordprocessingDrawing" xmlns:w10="urn:schemas-microsoft-com:office:word" xmlns:w="http://schemas.openxmlformats.org/wordprocessingml/2006/main" xmlns:w14="http://schemas.microsoft.com/office/word/2010/wordml" xmlns:w15="http://schemas.microsoft.com/office/word/2012/wordml" xmlns:w16cei="http://schemas.microsoft.com/office/word/2026/wordml/cei" xmlns:w16cex="http://schemas.microsoft.com/office/word/2018/wordml/cex" xmlns:w16cid="http://schemas.microsoft.com/office/word/2016/wordml/cid" xmlns:w16="http://schemas.microsoft.com/office/word/2018/wordml" xmlns:w16du="http://schemas.microsoft.com/office/word/2023/wordml/word16du" xmlns:w16sdtdh="http://schemas.microsoft.com/office/word/2020/wordml/sdtdatahash" xmlns:w16sdtfl="http://schemas.microsoft.com/office/word/2024/wordml/sdtformatlock" xmlns:w16se="http://schemas.microsoft.com/office/word/2015/wordml/symex" xmlns:wpg="http://schemas.microsoft.com/office/word/2010/wordprocessingGroup" xmlns:wpi="http://schemas.microsoft.com/office/word/2010/wordprocessingInk" xmlns:wne="http://schemas.microsoft.com/office/word/2006/wordml" xmlns:wps="http://schemas.microsoft.com/office/word/2010/wordprocessingShape" mc:Ignorable="w14 w15 w16se w16cid w16 w16cex w16sdtdh w16sdtfl w16du wp14">
+<w:document xmlns:wpc="http://schemas.microsoft.com/office/word/2010/wordprocessingCanvas" xmlns:cx="http://schemas.microsoft.com/office/drawing/2014/chartex" xmlns:cx1="http://schemas.microsoft.com/office/drawing/2015/9/8/chartex" xmlns:cx2="http://schemas.microsoft.com/office/drawing/2015/10/21/chartex" xmlns:cx3="http://schemas.microsoft.com/office/drawing/2016/5/9/chartex" xmlns:cx4="http://schemas.microsoft.com/office/drawing/2016/5/10/chartex" xmlns:cx5="http://schemas.microsoft.com/office/drawing/2016/5/11/chartex" xmlns:cx6="http://schemas.microsoft.com/office/drawing/2016/5/12/chartex" xmlns:cx7="http://schemas.microsoft.com/office/drawing/2016/5/13/chartex" xmlns:cx8="http://schemas.microsoft.com/office/drawing/2016/5/14/chartex" xmlns:mc="http://schemas.openxmlformats.org/markup-compatibility/2006" xmlns:aink="http://schemas.microsoft.com/office/drawing/2016/ink" xmlns:am3d="http://schemas.microsoft.com/office/drawing/2017/model3d" xmlns:o="urn:schemas-microsoft-com:office:office" xmlns:oel="http://schemas.microsoft.com/office/2019/extlst" xmlns:r="http://schemas.openxmlformats.org/officeDocument/2006/relationships" xmlns:m="http://schemas.openxmlformats.org/officeDocument/2006/math" xmlns:v="urn:schemas-microsoft-com:vml" xmlns:wp14="http://schemas.microsoft.com/office/word/2010/wordprocessingDrawing" xmlns:wp="http://schemas.openxmlformats.org/drawingml/2006/wordprocessingDrawing" xmlns:w10="urn:schemas-microsoft-com:office:word" xmlns:w="http://schemas.openxmlformats.org/wordprocessingml/2006/main" xmlns:w14="http://schemas.microsoft.com/office/word/2010/wordml" xmlns:w15="http://schemas.microsoft.com/office/word/2012/wordml" xmlns:w16cex="http://schemas.microsoft.com/office/word/2018/wordml/cex" xmlns:w16cid="http://schemas.microsoft.com/office/word/2016/wordml/cid" xmlns:w16="http://schemas.microsoft.com/office/word/2018/wordml" xmlns:w16du="http://schemas.microsoft.com/office/word/2023/wordml/word16du" xmlns:w16sdtdh="http://schemas.microsoft.com/office/word/2020/wordml/sdtdatahash" xmlns:w16sdtfl="http://schemas.microsoft.com/office/word/2024/wordml/sdtformatlock" xmlns:w16se="http://schemas.microsoft.com/office/word/2015/wordml/symex" xmlns:wpg="http://schemas.microsoft.com/office/word/2010/wordprocessingGroup" xmlns:wpi="http://schemas.microsoft.com/office/word/2010/wordprocessingInk" xmlns:wne="http://schemas.microsoft.com/office/word/2006/wordml" xmlns:wps="http://schemas.microsoft.com/office/word/2010/wordprocessingShape" mc:Ignorable="w14 w15 w16se w16cid w16 w16cex w16sdtdh w16sdtfl w16du wp14">
   <w:body>
     <w:p>
       <w:pPr>
@@ -18,18 +18,20 @@
     <w:tbl>
       <w:tblPr>
         <w:tblStyle w:val="Tablaconcuadrcula"/>
-        <w:tblW w:w="0" w:type="auto"/>
+        <w:tblW w:w="10905" w:type="dxa"/>
         <w:tblLook w:val="04A0" w:firstRow="1" w:lastRow="0" w:firstColumn="1" w:lastColumn="0" w:noHBand="0" w:noVBand="1"/>
       </w:tblPr>
       <w:tblGrid>
-        <w:gridCol w:w="3761"/>
-        <w:gridCol w:w="3683"/>
-        <w:gridCol w:w="3461"/>
+        <w:gridCol w:w="1129"/>
+        <w:gridCol w:w="1485"/>
+        <w:gridCol w:w="1515"/>
+        <w:gridCol w:w="6776"/>
       </w:tblGrid>
       <w:tr>
         <w:tc>
           <w:tcPr>
-            <w:tcW w:w="3761" w:type="dxa"/>
+            <w:tcW w:w="1129" w:type="dxa"/>
+            <w:tcMar/>
           </w:tcPr>
           <w:p>
             <w:pPr>
@@ -47,7 +49,8 @@
         </w:tc>
         <w:tc>
           <w:tcPr>
-            <w:tcW w:w="3683" w:type="dxa"/>
+            <w:tcW w:w="1485" w:type="dxa"/>
+            <w:tcMar/>
           </w:tcPr>
           <w:p>
             <w:pPr>
@@ -65,7 +68,27 @@
         </w:tc>
         <w:tc>
           <w:tcPr>
-            <w:tcW w:w="3461" w:type="dxa"/>
+            <w:tcW w:w="1515" w:type="dxa"/>
+            <w:tcMar/>
+          </w:tcPr>
+          <w:p>
+            <w:pPr>
+              <w:rPr>
+                <w:lang w:val="es-MX"/>
+              </w:rPr>
+            </w:pPr>
+            <w:r>
+              <w:rPr>
+                <w:lang w:val="es-MX"/>
+              </w:rPr>
+              <w:t>Autor</w:t>
+            </w:r>
+          </w:p>
+        </w:tc>
+        <w:tc>
+          <w:tcPr>
+            <w:tcW w:w="6776" w:type="dxa"/>
+            <w:tcMar/>
           </w:tcPr>
           <w:p>
             <w:pPr>
@@ -85,7 +108,8 @@
       <w:tr>
         <w:tc>
           <w:tcPr>
-            <w:tcW w:w="3761" w:type="dxa"/>
+            <w:tcW w:w="1129" w:type="dxa"/>
+            <w:tcMar/>
           </w:tcPr>
           <w:p>
             <w:pPr>
@@ -103,7 +127,8 @@
         </w:tc>
         <w:tc>
           <w:tcPr>
-            <w:tcW w:w="3683" w:type="dxa"/>
+            <w:tcW w:w="1485" w:type="dxa"/>
+            <w:tcMar/>
           </w:tcPr>
           <w:p>
             <w:pPr>
@@ -115,27 +140,27 @@
               <w:rPr>
                 <w:lang w:val="es-MX"/>
               </w:rPr>
-              <w:t>19/</w:t>
-            </w:r>
-            <w:proofErr w:type="spellStart"/>
-            <w:r>
-              <w:rPr>
-                <w:lang w:val="es-MX"/>
-              </w:rPr>
-              <w:t>ago</w:t>
-            </w:r>
-            <w:proofErr w:type="spellEnd"/>
-            <w:r>
-              <w:rPr>
-                <w:lang w:val="es-MX"/>
-              </w:rPr>
-              <w:t>/2026</w:t>
+              <w:t>19/ago/2026</w:t>
             </w:r>
           </w:p>
         </w:tc>
         <w:tc>
           <w:tcPr>
-            <w:tcW w:w="3461" w:type="dxa"/>
+            <w:tcW w:w="1515" w:type="dxa"/>
+            <w:tcMar/>
+          </w:tcPr>
+          <w:p>
+            <w:pPr>
+              <w:rPr>
+                <w:lang w:val="es-MX"/>
+              </w:rPr>
+            </w:pPr>
+          </w:p>
+        </w:tc>
+        <w:tc>
+          <w:tcPr>
+            <w:tcW w:w="6776" w:type="dxa"/>
+            <w:tcMar/>
           </w:tcPr>
           <w:p>
             <w:pPr>
@@ -155,7 +180,8 @@
       <w:tr>
         <w:tc>
           <w:tcPr>
-            <w:tcW w:w="3761" w:type="dxa"/>
+            <w:tcW w:w="1129" w:type="dxa"/>
+            <w:tcMar/>
           </w:tcPr>
           <w:p>
             <w:pPr>
@@ -173,7 +199,8 @@
         </w:tc>
         <w:tc>
           <w:tcPr>
-            <w:tcW w:w="3683" w:type="dxa"/>
+            <w:tcW w:w="1485" w:type="dxa"/>
+            <w:tcMar/>
           </w:tcPr>
           <w:p>
             <w:pPr>
@@ -185,27 +212,14 @@
               <w:rPr>
                 <w:lang w:val="es-MX"/>
               </w:rPr>
-              <w:t>20/</w:t>
-            </w:r>
-            <w:proofErr w:type="spellStart"/>
-            <w:r>
-              <w:rPr>
-                <w:lang w:val="es-MX"/>
-              </w:rPr>
-              <w:t>ago</w:t>
-            </w:r>
-            <w:proofErr w:type="spellEnd"/>
-            <w:r>
-              <w:rPr>
-                <w:lang w:val="es-MX"/>
-              </w:rPr>
-              <w:t>/2026</w:t>
+              <w:t>20/ago/2026</w:t>
             </w:r>
           </w:p>
         </w:tc>
         <w:tc>
           <w:tcPr>
-            <w:tcW w:w="3461" w:type="dxa"/>
+            <w:tcW w:w="1515" w:type="dxa"/>
+            <w:tcMar/>
           </w:tcPr>
           <w:p>
             <w:pPr>
@@ -213,11 +227,371 @@
                 <w:lang w:val="es-MX"/>
               </w:rPr>
             </w:pPr>
+          </w:p>
+        </w:tc>
+        <w:tc>
+          <w:tcPr>
+            <w:tcW w:w="6776" w:type="dxa"/>
+            <w:tcMar/>
+          </w:tcPr>
+          <w:p>
+            <w:pPr>
+              <w:rPr>
+                <w:lang w:val="es-MX"/>
+              </w:rPr>
+            </w:pPr>
             <w:r>
               <w:rPr>
                 <w:lang w:val="es-MX"/>
               </w:rPr>
               <w:t xml:space="preserve">Se ajustan puntos 2.ii, 4.j y 4.k y se adiciona puntos 3.e y 8 en procesos  </w:t>
+            </w:r>
+          </w:p>
+        </w:tc>
+      </w:tr>
+      <w:tr>
+        <w:tc>
+          <w:tcPr>
+            <w:tcW w:w="1129" w:type="dxa"/>
+            <w:tcMar/>
+          </w:tcPr>
+          <w:p>
+            <w:pPr>
+              <w:rPr>
+                <w:lang w:val="es-MX"/>
+              </w:rPr>
+            </w:pPr>
+            <w:r>
+              <w:rPr>
+                <w:lang w:val="es-MX"/>
+              </w:rPr>
+              <w:t>1.2</w:t>
+            </w:r>
+          </w:p>
+        </w:tc>
+        <w:tc>
+          <w:tcPr>
+            <w:tcW w:w="1485" w:type="dxa"/>
+            <w:tcMar/>
+          </w:tcPr>
+          <w:p>
+            <w:pPr>
+              <w:rPr>
+                <w:lang w:val="es-MX"/>
+              </w:rPr>
+            </w:pPr>
+            <w:r>
+              <w:rPr>
+                <w:lang w:val="es-MX"/>
+              </w:rPr>
+              <w:t>0</w:t>
+            </w:r>
+            <w:r>
+              <w:rPr>
+                <w:lang w:val="es-MX"/>
+              </w:rPr>
+              <w:t>1</w:t>
+            </w:r>
+            <w:r>
+              <w:rPr>
+                <w:lang w:val="es-MX"/>
+              </w:rPr>
+              <w:t>/sep/2026</w:t>
+            </w:r>
+          </w:p>
+        </w:tc>
+        <w:tc>
+          <w:tcPr>
+            <w:tcW w:w="1515" w:type="dxa"/>
+            <w:tcMar/>
+          </w:tcPr>
+          <w:p>
+            <w:pPr>
+              <w:rPr>
+                <w:lang w:val="es-MX"/>
+              </w:rPr>
+            </w:pPr>
+            <w:r>
+              <w:rPr>
+                <w:lang w:val="es-MX"/>
+              </w:rPr>
+              <w:t>Félix Díaz</w:t>
+            </w:r>
+          </w:p>
+        </w:tc>
+        <w:tc>
+          <w:tcPr>
+            <w:tcW w:w="6776" w:type="dxa"/>
+            <w:tcMar/>
+          </w:tcPr>
+          <w:p>
+            <w:pPr>
+              <w:rPr>
+                <w:lang w:val="es-MX"/>
+              </w:rPr>
+            </w:pPr>
+            <w:r>
+              <w:rPr>
+                <w:lang w:val="es-MX"/>
+              </w:rPr>
+              <w:t>Se adiciona:</w:t>
+            </w:r>
+          </w:p>
+          <w:p>
+            <w:pPr>
+              <w:pStyle w:val="Prrafodelista"/>
+              <w:numPr>
+                <w:ilvl w:val="0"/>
+                <w:numId w:val="6"/>
+              </w:numPr>
+              <w:ind w:left="242" w:hanging="195"/>
+              <w:rPr>
+                <w:lang w:val="es-MX"/>
+              </w:rPr>
+            </w:pPr>
+            <w:r>
+              <w:rPr>
+                <w:lang w:val="es-MX"/>
+              </w:rPr>
+              <w:t>Los puntos 11 y 12 en procesos</w:t>
+            </w:r>
+          </w:p>
+          <w:p>
+            <w:pPr>
+              <w:pStyle w:val="Prrafodelista"/>
+              <w:numPr>
+                <w:ilvl w:val="0"/>
+                <w:numId w:val="6"/>
+              </w:numPr>
+              <w:ind w:left="242" w:hanging="195"/>
+              <w:rPr>
+                <w:lang w:val="es-MX"/>
+              </w:rPr>
+            </w:pPr>
+            <w:r>
+              <w:rPr>
+                <w:lang w:val="es-MX"/>
+              </w:rPr>
+              <w:t>Tabla de contenido</w:t>
+            </w:r>
+          </w:p>
+          <w:p>
+            <w:pPr>
+              <w:pStyle w:val="Prrafodelista"/>
+              <w:numPr>
+                <w:ilvl w:val="0"/>
+                <w:numId w:val="6"/>
+              </w:numPr>
+              <w:ind w:left="242" w:hanging="195"/>
+              <w:rPr>
+                <w:lang w:val="es-MX"/>
+              </w:rPr>
+            </w:pPr>
+            <w:r>
+              <w:rPr>
+                <w:lang w:val="es-MX"/>
+              </w:rPr>
+              <w:t>Columna: Autor, en la tabla de control de versiones</w:t>
+            </w:r>
+          </w:p>
+          <w:p>
+            <w:pPr>
+              <w:rPr>
+                <w:lang w:val="es-MX"/>
+              </w:rPr>
+            </w:pPr>
+          </w:p>
+        </w:tc>
+      </w:tr>
+      <w:tr>
+        <w:tc>
+          <w:tcPr>
+            <w:tcW w:w="1129" w:type="dxa"/>
+            <w:tcMar/>
+          </w:tcPr>
+          <w:p>
+            <w:pPr>
+              <w:rPr>
+                <w:lang w:val="es-MX"/>
+              </w:rPr>
+            </w:pPr>
+            <w:r>
+              <w:rPr>
+                <w:lang w:val="es-MX"/>
+              </w:rPr>
+              <w:t>1.3</w:t>
+            </w:r>
+          </w:p>
+        </w:tc>
+        <w:tc>
+          <w:tcPr>
+            <w:tcW w:w="1485" w:type="dxa"/>
+            <w:tcMar/>
+          </w:tcPr>
+          <w:p>
+            <w:pPr>
+              <w:rPr>
+                <w:lang w:val="es-MX"/>
+              </w:rPr>
+            </w:pPr>
+            <w:r>
+              <w:rPr>
+                <w:lang w:val="es-MX"/>
+              </w:rPr>
+              <w:t>02/sep/2026</w:t>
+            </w:r>
+          </w:p>
+        </w:tc>
+        <w:tc>
+          <w:tcPr>
+            <w:tcW w:w="1515" w:type="dxa"/>
+            <w:tcMar/>
+          </w:tcPr>
+          <w:p>
+            <w:pPr>
+              <w:rPr>
+                <w:lang w:val="es-MX"/>
+              </w:rPr>
+            </w:pPr>
+            <w:r>
+              <w:rPr>
+                <w:lang w:val="es-MX"/>
+              </w:rPr>
+              <w:t>Félix Díaz</w:t>
+            </w:r>
+          </w:p>
+        </w:tc>
+        <w:tc>
+          <w:tcPr>
+            <w:tcW w:w="6776" w:type="dxa"/>
+            <w:tcMar/>
+          </w:tcPr>
+          <w:p>
+            <w:pPr>
+              <w:rPr>
+                <w:u w:val="single"/>
+                <w:lang w:val="es-MX"/>
+              </w:rPr>
+            </w:pPr>
+            <w:r>
+              <w:rPr>
+                <w:lang w:val="es-MX"/>
+              </w:rPr>
+              <w:t xml:space="preserve">Se adiciona la sección Reglas de Negocios, con tres puntos </w:t>
+            </w:r>
+            <w:r>
+              <w:rPr>
+                <w:lang w:val="es-MX"/>
+              </w:rPr>
+              <w:t>iniciales</w:t>
+            </w:r>
+          </w:p>
+        </w:tc>
+      </w:tr>
+      <w:tr>
+        <w:tc>
+          <w:tcPr>
+            <w:tcW w:w="1129" w:type="dxa"/>
+            <w:tcMar/>
+          </w:tcPr>
+          <w:p>
+            <w:pPr>
+              <w:rPr>
+                <w:lang w:val="es-MX"/>
+              </w:rPr>
+            </w:pPr>
+            <w:r>
+              <w:rPr>
+                <w:lang w:val="es-MX"/>
+              </w:rPr>
+              <w:t>1.4</w:t>
+            </w:r>
+          </w:p>
+        </w:tc>
+        <w:tc>
+          <w:tcPr>
+            <w:tcW w:w="1485" w:type="dxa"/>
+            <w:tcMar/>
+          </w:tcPr>
+          <w:p>
+            <w:pPr>
+              <w:rPr>
+                <w:lang w:val="es-MX"/>
+              </w:rPr>
+            </w:pPr>
+            <w:r>
+              <w:rPr>
+                <w:lang w:val="es-MX"/>
+              </w:rPr>
+              <w:t>02/sep/2026</w:t>
+            </w:r>
+          </w:p>
+        </w:tc>
+        <w:tc>
+          <w:tcPr>
+            <w:tcW w:w="1515" w:type="dxa"/>
+            <w:tcMar/>
+          </w:tcPr>
+          <w:p>
+            <w:pPr>
+              <w:rPr>
+                <w:lang w:val="es-MX"/>
+              </w:rPr>
+            </w:pPr>
+            <w:r>
+              <w:rPr>
+                <w:lang w:val="es-MX"/>
+              </w:rPr>
+              <w:t>Maritza Vega</w:t>
+            </w:r>
+          </w:p>
+        </w:tc>
+        <w:tc>
+          <w:tcPr>
+            <w:tcW w:w="6776" w:type="dxa"/>
+            <w:tcMar/>
+          </w:tcPr>
+          <w:p>
+            <w:pPr>
+              <w:rPr>
+                <w:lang w:val="es-MX"/>
+              </w:rPr>
+            </w:pPr>
+            <w:r>
+              <w:rPr>
+                <w:lang w:val="es-MX"/>
+              </w:rPr>
+              <w:t xml:space="preserve">Se adiciona en la sección de Reglas de Negocios </w:t>
+            </w:r>
+            <w:r>
+              <w:rPr>
+                <w:lang w:val="es-MX"/>
+              </w:rPr>
+              <w:t>las reglas acordadas divididas por</w:t>
+            </w:r>
+            <w:r>
+              <w:rPr>
+                <w:lang w:val="es-MX"/>
+              </w:rPr>
+              <w:t xml:space="preserve"> fase</w:t>
+            </w:r>
+            <w:r>
+              <w:rPr>
+                <w:lang w:val="es-MX"/>
+              </w:rPr>
+              <w:t>s</w:t>
+            </w:r>
+            <w:r>
+              <w:rPr>
+                <w:lang w:val="es-MX"/>
+              </w:rPr>
+              <w:t xml:space="preserve"> y el detalle de cada una de ellas</w:t>
+            </w:r>
+            <w:r>
+              <w:rPr>
+                <w:lang w:val="es-MX"/>
+              </w:rPr>
+              <w:t>.</w:t>
             </w:r>
           </w:p>
         </w:tc>
@@ -230,25 +604,954 @@
         </w:rPr>
       </w:pPr>
     </w:p>
-    <w:p>
-      <w:pPr>
-        <w:rPr>
-          <w:lang w:val="es-MX"/>
-        </w:rPr>
-      </w:pPr>
-    </w:p>
-    <w:p>
-      <w:pPr>
-        <w:rPr>
-          <w:lang w:val="es-MX"/>
-        </w:rPr>
-      </w:pPr>
-      <w:r>
-        <w:rPr>
-          <w:lang w:val="es-MX"/>
-        </w:rPr>
+    <w:sdt>
+      <w:sdtPr>
+        <w:id w:val="-897521770"/>
+        <w:docPartObj>
+          <w:docPartGallery w:val="Table of Contents"/>
+          <w:docPartUnique/>
+        </w:docPartObj>
+        <w:rPr>
+          <w:rFonts w:ascii="Aptos" w:hAnsi="Aptos" w:eastAsia="Aptos" w:cs="" w:asciiTheme="minorAscii" w:hAnsiTheme="minorAscii" w:eastAsiaTheme="minorAscii" w:cstheme="minorBidi"/>
+          <w:color w:val="auto"/>
+          <w:kern w:val="2"/>
+          <w:sz w:val="22"/>
+          <w:szCs w:val="22"/>
+          <w:lang w:val="es-MX" w:eastAsia="en-US"/>
+          <w14:ligatures w14:val="standardContextual"/>
+        </w:rPr>
+      </w:sdtPr>
+      <w:sdtEndPr>
+        <w:rPr>
+          <w:rFonts w:ascii="Aptos" w:hAnsi="Aptos" w:eastAsia="Aptos" w:cs="" w:asciiTheme="minorAscii" w:hAnsiTheme="minorAscii" w:eastAsiaTheme="minorAscii" w:cstheme="minorBidi"/>
+          <w:b w:val="1"/>
+          <w:bCs w:val="1"/>
+          <w:color w:val="auto"/>
+          <w:sz w:val="22"/>
+          <w:szCs w:val="22"/>
+          <w:lang w:val="es-MX" w:eastAsia="en-US"/>
+        </w:rPr>
+      </w:sdtEndPr>
+      <w:sdtContent>
+        <w:p>
+          <w:pPr>
+            <w:pStyle w:val="TtuloTDC"/>
+          </w:pPr>
+          <w:r>
+            <w:rPr>
+              <w:lang w:val="es-MX"/>
+            </w:rPr>
+            <w:t>Contenido</w:t>
+          </w:r>
+        </w:p>
+        <w:p>
+          <w:pPr>
+            <w:pStyle w:val="TDC1"/>
+            <w:tabs>
+              <w:tab w:val="right" w:leader="dot" w:pos="10905"/>
+            </w:tabs>
+            <w:rPr>
+              <w:rFonts w:eastAsiaTheme="minorEastAsia"/>
+              <w:noProof/>
+              <w:sz w:val="24"/>
+              <w:szCs w:val="24"/>
+              <w:lang w:eastAsia="es-PA"/>
+            </w:rPr>
+          </w:pPr>
+          <w:r>
+            <w:fldChar w:fldCharType="begin"/>
+          </w:r>
+          <w:r>
+            <w:instrText xml:space="preserve"> TOC \o "1-3" \h \z \u </w:instrText>
+          </w:r>
+          <w:r>
+            <w:fldChar w:fldCharType="separate"/>
+          </w:r>
+          <w:hyperlink w:history="1" w:anchor="_Toc239234871">
+            <w:r>
+              <w:rPr>
+                <w:rStyle w:val="Hipervnculo"/>
+                <w:noProof/>
+                <w:lang w:val="es-MX"/>
+              </w:rPr>
+              <w:t>Componentes AWS</w:t>
+            </w:r>
+            <w:r>
+              <w:rPr>
+                <w:noProof/>
+                <w:webHidden/>
+              </w:rPr>
+              <w:tab/>
+            </w:r>
+            <w:r>
+              <w:rPr>
+                <w:noProof/>
+                <w:webHidden/>
+              </w:rPr>
+              <w:fldChar w:fldCharType="begin"/>
+            </w:r>
+            <w:r>
+              <w:rPr>
+                <w:noProof/>
+                <w:webHidden/>
+              </w:rPr>
+              <w:instrText xml:space="preserve"> PAGEREF _Toc239234871 \h </w:instrText>
+            </w:r>
+            <w:r>
+              <w:rPr>
+                <w:noProof/>
+                <w:webHidden/>
+              </w:rPr>
+            </w:r>
+            <w:r>
+              <w:rPr>
+                <w:noProof/>
+                <w:webHidden/>
+              </w:rPr>
+              <w:fldChar w:fldCharType="separate"/>
+            </w:r>
+            <w:r>
+              <w:rPr>
+                <w:noProof/>
+                <w:webHidden/>
+              </w:rPr>
+              <w:t>2</w:t>
+            </w:r>
+            <w:r>
+              <w:rPr>
+                <w:noProof/>
+                <w:webHidden/>
+              </w:rPr>
+              <w:fldChar w:fldCharType="end"/>
+            </w:r>
+          </w:hyperlink>
+        </w:p>
+        <w:p>
+          <w:pPr>
+            <w:pStyle w:val="TDC1"/>
+            <w:tabs>
+              <w:tab w:val="right" w:leader="dot" w:pos="10905"/>
+            </w:tabs>
+            <w:rPr>
+              <w:rFonts w:eastAsiaTheme="minorEastAsia"/>
+              <w:noProof/>
+              <w:sz w:val="24"/>
+              <w:szCs w:val="24"/>
+              <w:lang w:eastAsia="es-PA"/>
+            </w:rPr>
+          </w:pPr>
+          <w:hyperlink w:history="1" w:anchor="_Toc239234872">
+            <w:r>
+              <w:rPr>
+                <w:rStyle w:val="Hipervnculo"/>
+                <w:noProof/>
+                <w:lang w:val="es-MX"/>
+              </w:rPr>
+              <w:t>Procesos</w:t>
+            </w:r>
+            <w:r>
+              <w:rPr>
+                <w:noProof/>
+                <w:webHidden/>
+              </w:rPr>
+              <w:tab/>
+            </w:r>
+            <w:r>
+              <w:rPr>
+                <w:noProof/>
+                <w:webHidden/>
+              </w:rPr>
+              <w:fldChar w:fldCharType="begin"/>
+            </w:r>
+            <w:r>
+              <w:rPr>
+                <w:noProof/>
+                <w:webHidden/>
+              </w:rPr>
+              <w:instrText xml:space="preserve"> PAGEREF _Toc239234872 \h </w:instrText>
+            </w:r>
+            <w:r>
+              <w:rPr>
+                <w:noProof/>
+                <w:webHidden/>
+              </w:rPr>
+            </w:r>
+            <w:r>
+              <w:rPr>
+                <w:noProof/>
+                <w:webHidden/>
+              </w:rPr>
+              <w:fldChar w:fldCharType="separate"/>
+            </w:r>
+            <w:r>
+              <w:rPr>
+                <w:noProof/>
+                <w:webHidden/>
+              </w:rPr>
+              <w:t>2</w:t>
+            </w:r>
+            <w:r>
+              <w:rPr>
+                <w:noProof/>
+                <w:webHidden/>
+              </w:rPr>
+              <w:fldChar w:fldCharType="end"/>
+            </w:r>
+          </w:hyperlink>
+        </w:p>
+        <w:p>
+          <w:pPr>
+            <w:pStyle w:val="TDC1"/>
+            <w:tabs>
+              <w:tab w:val="right" w:leader="dot" w:pos="10905"/>
+            </w:tabs>
+            <w:rPr>
+              <w:rFonts w:eastAsiaTheme="minorEastAsia"/>
+              <w:noProof/>
+              <w:sz w:val="24"/>
+              <w:szCs w:val="24"/>
+              <w:lang w:eastAsia="es-PA"/>
+            </w:rPr>
+          </w:pPr>
+          <w:hyperlink w:history="1" w:anchor="_Toc239234873">
+            <w:r>
+              <w:rPr>
+                <w:rStyle w:val="Hipervnculo"/>
+                <w:noProof/>
+                <w:lang w:val="es-MX"/>
+              </w:rPr>
+              <w:t>Reglas de Negocios</w:t>
+            </w:r>
+            <w:r>
+              <w:rPr>
+                <w:noProof/>
+                <w:webHidden/>
+              </w:rPr>
+              <w:tab/>
+            </w:r>
+            <w:r>
+              <w:rPr>
+                <w:noProof/>
+                <w:webHidden/>
+              </w:rPr>
+              <w:fldChar w:fldCharType="begin"/>
+            </w:r>
+            <w:r>
+              <w:rPr>
+                <w:noProof/>
+                <w:webHidden/>
+              </w:rPr>
+              <w:instrText xml:space="preserve"> PAGEREF _Toc239234873 \h </w:instrText>
+            </w:r>
+            <w:r>
+              <w:rPr>
+                <w:noProof/>
+                <w:webHidden/>
+              </w:rPr>
+            </w:r>
+            <w:r>
+              <w:rPr>
+                <w:noProof/>
+                <w:webHidden/>
+              </w:rPr>
+              <w:fldChar w:fldCharType="separate"/>
+            </w:r>
+            <w:r>
+              <w:rPr>
+                <w:noProof/>
+                <w:webHidden/>
+              </w:rPr>
+              <w:t>3</w:t>
+            </w:r>
+            <w:r>
+              <w:rPr>
+                <w:noProof/>
+                <w:webHidden/>
+              </w:rPr>
+              <w:fldChar w:fldCharType="end"/>
+            </w:r>
+          </w:hyperlink>
+        </w:p>
+        <w:p>
+          <w:pPr>
+            <w:pStyle w:val="TDC1"/>
+            <w:tabs>
+              <w:tab w:val="right" w:leader="dot" w:pos="10905"/>
+            </w:tabs>
+            <w:rPr>
+              <w:rFonts w:eastAsiaTheme="minorEastAsia"/>
+              <w:noProof/>
+              <w:sz w:val="24"/>
+              <w:szCs w:val="24"/>
+              <w:lang w:eastAsia="es-PA"/>
+            </w:rPr>
+          </w:pPr>
+          <w:hyperlink w:history="1" w:anchor="_Toc239234874">
+            <w:r>
+              <w:rPr>
+                <w:rStyle w:val="Hipervnculo"/>
+                <w:noProof/>
+                <w:lang w:val="es-MX"/>
+              </w:rPr>
+              <w:t>Desarrollo de Interfaces</w:t>
+            </w:r>
+            <w:r>
+              <w:rPr>
+                <w:noProof/>
+                <w:webHidden/>
+              </w:rPr>
+              <w:tab/>
+            </w:r>
+            <w:r>
+              <w:rPr>
+                <w:noProof/>
+                <w:webHidden/>
+              </w:rPr>
+              <w:fldChar w:fldCharType="begin"/>
+            </w:r>
+            <w:r>
+              <w:rPr>
+                <w:noProof/>
+                <w:webHidden/>
+              </w:rPr>
+              <w:instrText xml:space="preserve"> PAGEREF _Toc239234874 \h </w:instrText>
+            </w:r>
+            <w:r>
+              <w:rPr>
+                <w:noProof/>
+                <w:webHidden/>
+              </w:rPr>
+            </w:r>
+            <w:r>
+              <w:rPr>
+                <w:noProof/>
+                <w:webHidden/>
+              </w:rPr>
+              <w:fldChar w:fldCharType="separate"/>
+            </w:r>
+            <w:r>
+              <w:rPr>
+                <w:noProof/>
+                <w:webHidden/>
+              </w:rPr>
+              <w:t>4</w:t>
+            </w:r>
+            <w:r>
+              <w:rPr>
+                <w:noProof/>
+                <w:webHidden/>
+              </w:rPr>
+              <w:fldChar w:fldCharType="end"/>
+            </w:r>
+          </w:hyperlink>
+        </w:p>
+        <w:p>
+          <w:pPr>
+            <w:pStyle w:val="TDC2"/>
+            <w:tabs>
+              <w:tab w:val="left" w:pos="720"/>
+              <w:tab w:val="right" w:leader="dot" w:pos="10905"/>
+            </w:tabs>
+            <w:rPr>
+              <w:rFonts w:eastAsiaTheme="minorEastAsia"/>
+              <w:noProof/>
+              <w:sz w:val="24"/>
+              <w:szCs w:val="24"/>
+              <w:lang w:eastAsia="es-PA"/>
+            </w:rPr>
+          </w:pPr>
+          <w:hyperlink w:history="1" w:anchor="_Toc239234875">
+            <w:r>
+              <w:rPr>
+                <w:rStyle w:val="Hipervnculo"/>
+                <w:noProof/>
+                <w:lang w:val="es-MX"/>
+              </w:rPr>
+              <w:t>1.</w:t>
+            </w:r>
+            <w:r>
+              <w:rPr>
+                <w:rFonts w:eastAsiaTheme="minorEastAsia"/>
+                <w:noProof/>
+                <w:sz w:val="24"/>
+                <w:szCs w:val="24"/>
+                <w:lang w:eastAsia="es-PA"/>
+              </w:rPr>
+              <w:tab/>
+            </w:r>
+            <w:r>
+              <w:rPr>
+                <w:rStyle w:val="Hipervnculo"/>
+                <w:noProof/>
+                <w:lang w:val="es-MX"/>
+              </w:rPr>
+              <w:t>Banco Origen &gt;&gt; Autopista</w:t>
+            </w:r>
+            <w:r>
+              <w:rPr>
+                <w:noProof/>
+                <w:webHidden/>
+              </w:rPr>
+              <w:tab/>
+            </w:r>
+            <w:r>
+              <w:rPr>
+                <w:noProof/>
+                <w:webHidden/>
+              </w:rPr>
+              <w:fldChar w:fldCharType="begin"/>
+            </w:r>
+            <w:r>
+              <w:rPr>
+                <w:noProof/>
+                <w:webHidden/>
+              </w:rPr>
+              <w:instrText xml:space="preserve"> PAGEREF _Toc239234875 \h </w:instrText>
+            </w:r>
+            <w:r>
+              <w:rPr>
+                <w:noProof/>
+                <w:webHidden/>
+              </w:rPr>
+            </w:r>
+            <w:r>
+              <w:rPr>
+                <w:noProof/>
+                <w:webHidden/>
+              </w:rPr>
+              <w:fldChar w:fldCharType="separate"/>
+            </w:r>
+            <w:r>
+              <w:rPr>
+                <w:noProof/>
+                <w:webHidden/>
+              </w:rPr>
+              <w:t>4</w:t>
+            </w:r>
+            <w:r>
+              <w:rPr>
+                <w:noProof/>
+                <w:webHidden/>
+              </w:rPr>
+              <w:fldChar w:fldCharType="end"/>
+            </w:r>
+          </w:hyperlink>
+        </w:p>
+        <w:p>
+          <w:pPr>
+            <w:pStyle w:val="TDC2"/>
+            <w:tabs>
+              <w:tab w:val="left" w:pos="720"/>
+              <w:tab w:val="right" w:leader="dot" w:pos="10905"/>
+            </w:tabs>
+            <w:rPr>
+              <w:rFonts w:eastAsiaTheme="minorEastAsia"/>
+              <w:noProof/>
+              <w:sz w:val="24"/>
+              <w:szCs w:val="24"/>
+              <w:lang w:eastAsia="es-PA"/>
+            </w:rPr>
+          </w:pPr>
+          <w:hyperlink w:history="1" w:anchor="_Toc239234876">
+            <w:r>
+              <w:rPr>
+                <w:rStyle w:val="Hipervnculo"/>
+                <w:noProof/>
+                <w:lang w:val="es-MX"/>
+              </w:rPr>
+              <w:t>2.</w:t>
+            </w:r>
+            <w:r>
+              <w:rPr>
+                <w:rFonts w:eastAsiaTheme="minorEastAsia"/>
+                <w:noProof/>
+                <w:sz w:val="24"/>
+                <w:szCs w:val="24"/>
+                <w:lang w:eastAsia="es-PA"/>
+              </w:rPr>
+              <w:tab/>
+            </w:r>
+            <w:r>
+              <w:rPr>
+                <w:rStyle w:val="Hipervnculo"/>
+                <w:noProof/>
+                <w:lang w:val="es-MX"/>
+              </w:rPr>
+              <w:t>HUB &gt;&gt; Autopista</w:t>
+            </w:r>
+            <w:r>
+              <w:rPr>
+                <w:noProof/>
+                <w:webHidden/>
+              </w:rPr>
+              <w:tab/>
+            </w:r>
+            <w:r>
+              <w:rPr>
+                <w:noProof/>
+                <w:webHidden/>
+              </w:rPr>
+              <w:fldChar w:fldCharType="begin"/>
+            </w:r>
+            <w:r>
+              <w:rPr>
+                <w:noProof/>
+                <w:webHidden/>
+              </w:rPr>
+              <w:instrText xml:space="preserve"> PAGEREF _Toc239234876 \h </w:instrText>
+            </w:r>
+            <w:r>
+              <w:rPr>
+                <w:noProof/>
+                <w:webHidden/>
+              </w:rPr>
+            </w:r>
+            <w:r>
+              <w:rPr>
+                <w:noProof/>
+                <w:webHidden/>
+              </w:rPr>
+              <w:fldChar w:fldCharType="separate"/>
+            </w:r>
+            <w:r>
+              <w:rPr>
+                <w:noProof/>
+                <w:webHidden/>
+              </w:rPr>
+              <w:t>4</w:t>
+            </w:r>
+            <w:r>
+              <w:rPr>
+                <w:noProof/>
+                <w:webHidden/>
+              </w:rPr>
+              <w:fldChar w:fldCharType="end"/>
+            </w:r>
+          </w:hyperlink>
+        </w:p>
+        <w:p>
+          <w:pPr>
+            <w:pStyle w:val="TDC2"/>
+            <w:tabs>
+              <w:tab w:val="left" w:pos="720"/>
+              <w:tab w:val="right" w:leader="dot" w:pos="10905"/>
+            </w:tabs>
+            <w:rPr>
+              <w:rFonts w:eastAsiaTheme="minorEastAsia"/>
+              <w:noProof/>
+              <w:sz w:val="24"/>
+              <w:szCs w:val="24"/>
+              <w:lang w:eastAsia="es-PA"/>
+            </w:rPr>
+          </w:pPr>
+          <w:hyperlink w:history="1" w:anchor="_Toc239234877">
+            <w:r>
+              <w:rPr>
+                <w:rStyle w:val="Hipervnculo"/>
+                <w:noProof/>
+                <w:lang w:val="es-MX"/>
+              </w:rPr>
+              <w:t>3.</w:t>
+            </w:r>
+            <w:r>
+              <w:rPr>
+                <w:rFonts w:eastAsiaTheme="minorEastAsia"/>
+                <w:noProof/>
+                <w:sz w:val="24"/>
+                <w:szCs w:val="24"/>
+                <w:lang w:eastAsia="es-PA"/>
+              </w:rPr>
+              <w:tab/>
+            </w:r>
+            <w:r>
+              <w:rPr>
+                <w:rStyle w:val="Hipervnculo"/>
+                <w:noProof/>
+                <w:lang w:val="es-MX"/>
+              </w:rPr>
+              <w:t>InterHub &gt; ACH Xpress</w:t>
+            </w:r>
+            <w:r>
+              <w:rPr>
+                <w:noProof/>
+                <w:webHidden/>
+              </w:rPr>
+              <w:tab/>
+            </w:r>
+            <w:r>
+              <w:rPr>
+                <w:noProof/>
+                <w:webHidden/>
+              </w:rPr>
+              <w:fldChar w:fldCharType="begin"/>
+            </w:r>
+            <w:r>
+              <w:rPr>
+                <w:noProof/>
+                <w:webHidden/>
+              </w:rPr>
+              <w:instrText xml:space="preserve"> PAGEREF _Toc239234877 \h </w:instrText>
+            </w:r>
+            <w:r>
+              <w:rPr>
+                <w:noProof/>
+                <w:webHidden/>
+              </w:rPr>
+            </w:r>
+            <w:r>
+              <w:rPr>
+                <w:noProof/>
+                <w:webHidden/>
+              </w:rPr>
+              <w:fldChar w:fldCharType="separate"/>
+            </w:r>
+            <w:r>
+              <w:rPr>
+                <w:noProof/>
+                <w:webHidden/>
+              </w:rPr>
+              <w:t>4</w:t>
+            </w:r>
+            <w:r>
+              <w:rPr>
+                <w:noProof/>
+                <w:webHidden/>
+              </w:rPr>
+              <w:fldChar w:fldCharType="end"/>
+            </w:r>
+          </w:hyperlink>
+        </w:p>
+        <w:p>
+          <w:pPr>
+            <w:pStyle w:val="TDC2"/>
+            <w:tabs>
+              <w:tab w:val="left" w:pos="720"/>
+              <w:tab w:val="right" w:leader="dot" w:pos="10905"/>
+            </w:tabs>
+            <w:rPr>
+              <w:rFonts w:eastAsiaTheme="minorEastAsia"/>
+              <w:noProof/>
+              <w:sz w:val="24"/>
+              <w:szCs w:val="24"/>
+              <w:lang w:eastAsia="es-PA"/>
+            </w:rPr>
+          </w:pPr>
+          <w:hyperlink w:history="1" w:anchor="_Toc239234878">
+            <w:r>
+              <w:rPr>
+                <w:rStyle w:val="Hipervnculo"/>
+                <w:noProof/>
+                <w:lang w:val="es-MX"/>
+              </w:rPr>
+              <w:t>4.</w:t>
+            </w:r>
+            <w:r>
+              <w:rPr>
+                <w:rFonts w:eastAsiaTheme="minorEastAsia"/>
+                <w:noProof/>
+                <w:sz w:val="24"/>
+                <w:szCs w:val="24"/>
+                <w:lang w:eastAsia="es-PA"/>
+              </w:rPr>
+              <w:tab/>
+            </w:r>
+            <w:r>
+              <w:rPr>
+                <w:rStyle w:val="Hipervnculo"/>
+                <w:noProof/>
+                <w:lang w:val="es-MX"/>
+              </w:rPr>
+              <w:t>InterHub &gt; HUB</w:t>
+            </w:r>
+            <w:r>
+              <w:rPr>
+                <w:noProof/>
+                <w:webHidden/>
+              </w:rPr>
+              <w:tab/>
+            </w:r>
+            <w:r>
+              <w:rPr>
+                <w:noProof/>
+                <w:webHidden/>
+              </w:rPr>
+              <w:fldChar w:fldCharType="begin"/>
+            </w:r>
+            <w:r>
+              <w:rPr>
+                <w:noProof/>
+                <w:webHidden/>
+              </w:rPr>
+              <w:instrText xml:space="preserve"> PAGEREF _Toc239234878 \h </w:instrText>
+            </w:r>
+            <w:r>
+              <w:rPr>
+                <w:noProof/>
+                <w:webHidden/>
+              </w:rPr>
+            </w:r>
+            <w:r>
+              <w:rPr>
+                <w:noProof/>
+                <w:webHidden/>
+              </w:rPr>
+              <w:fldChar w:fldCharType="separate"/>
+            </w:r>
+            <w:r>
+              <w:rPr>
+                <w:noProof/>
+                <w:webHidden/>
+              </w:rPr>
+              <w:t>4</w:t>
+            </w:r>
+            <w:r>
+              <w:rPr>
+                <w:noProof/>
+                <w:webHidden/>
+              </w:rPr>
+              <w:fldChar w:fldCharType="end"/>
+            </w:r>
+          </w:hyperlink>
+        </w:p>
+        <w:p>
+          <w:pPr>
+            <w:pStyle w:val="TDC2"/>
+            <w:tabs>
+              <w:tab w:val="left" w:pos="720"/>
+              <w:tab w:val="right" w:leader="dot" w:pos="10905"/>
+            </w:tabs>
+            <w:rPr>
+              <w:rFonts w:eastAsiaTheme="minorEastAsia"/>
+              <w:noProof/>
+              <w:sz w:val="24"/>
+              <w:szCs w:val="24"/>
+              <w:lang w:eastAsia="es-PA"/>
+            </w:rPr>
+          </w:pPr>
+          <w:hyperlink w:history="1" w:anchor="_Toc239234879">
+            <w:r>
+              <w:rPr>
+                <w:rStyle w:val="Hipervnculo"/>
+                <w:noProof/>
+                <w:lang w:val="es-MX"/>
+              </w:rPr>
+              <w:t>5.</w:t>
+            </w:r>
+            <w:r>
+              <w:rPr>
+                <w:rFonts w:eastAsiaTheme="minorEastAsia"/>
+                <w:noProof/>
+                <w:sz w:val="24"/>
+                <w:szCs w:val="24"/>
+                <w:lang w:eastAsia="es-PA"/>
+              </w:rPr>
+              <w:tab/>
+            </w:r>
+            <w:r>
+              <w:rPr>
+                <w:rStyle w:val="Hipervnculo"/>
+                <w:noProof/>
+                <w:lang w:val="es-MX"/>
+              </w:rPr>
+              <w:t>InterHub &gt; Banco Destino</w:t>
+            </w:r>
+            <w:r>
+              <w:rPr>
+                <w:noProof/>
+                <w:webHidden/>
+              </w:rPr>
+              <w:tab/>
+            </w:r>
+            <w:r>
+              <w:rPr>
+                <w:noProof/>
+                <w:webHidden/>
+              </w:rPr>
+              <w:fldChar w:fldCharType="begin"/>
+            </w:r>
+            <w:r>
+              <w:rPr>
+                <w:noProof/>
+                <w:webHidden/>
+              </w:rPr>
+              <w:instrText xml:space="preserve"> PAGEREF _Toc239234879 \h </w:instrText>
+            </w:r>
+            <w:r>
+              <w:rPr>
+                <w:noProof/>
+                <w:webHidden/>
+              </w:rPr>
+            </w:r>
+            <w:r>
+              <w:rPr>
+                <w:noProof/>
+                <w:webHidden/>
+              </w:rPr>
+              <w:fldChar w:fldCharType="separate"/>
+            </w:r>
+            <w:r>
+              <w:rPr>
+                <w:noProof/>
+                <w:webHidden/>
+              </w:rPr>
+              <w:t>4</w:t>
+            </w:r>
+            <w:r>
+              <w:rPr>
+                <w:noProof/>
+                <w:webHidden/>
+              </w:rPr>
+              <w:fldChar w:fldCharType="end"/>
+            </w:r>
+          </w:hyperlink>
+        </w:p>
+        <w:p>
+          <w:pPr>
+            <w:pStyle w:val="TDC2"/>
+            <w:tabs>
+              <w:tab w:val="left" w:pos="720"/>
+              <w:tab w:val="right" w:leader="dot" w:pos="10905"/>
+            </w:tabs>
+            <w:rPr>
+              <w:rFonts w:eastAsiaTheme="minorEastAsia"/>
+              <w:noProof/>
+              <w:sz w:val="24"/>
+              <w:szCs w:val="24"/>
+              <w:lang w:eastAsia="es-PA"/>
+            </w:rPr>
+          </w:pPr>
+          <w:hyperlink w:history="1" w:anchor="_Toc239234880">
+            <w:r>
+              <w:rPr>
+                <w:rStyle w:val="Hipervnculo"/>
+                <w:noProof/>
+                <w:lang w:val="es-MX"/>
+              </w:rPr>
+              <w:t>6.</w:t>
+            </w:r>
+            <w:r>
+              <w:rPr>
+                <w:rFonts w:eastAsiaTheme="minorEastAsia"/>
+                <w:noProof/>
+                <w:sz w:val="24"/>
+                <w:szCs w:val="24"/>
+                <w:lang w:eastAsia="es-PA"/>
+              </w:rPr>
+              <w:tab/>
+            </w:r>
+            <w:r>
+              <w:rPr>
+                <w:rStyle w:val="Hipervnculo"/>
+                <w:noProof/>
+                <w:lang w:val="es-MX"/>
+              </w:rPr>
+              <w:t>Telered &gt; LBTR</w:t>
+            </w:r>
+            <w:r>
+              <w:rPr>
+                <w:noProof/>
+                <w:webHidden/>
+              </w:rPr>
+              <w:tab/>
+            </w:r>
+            <w:r>
+              <w:rPr>
+                <w:noProof/>
+                <w:webHidden/>
+              </w:rPr>
+              <w:fldChar w:fldCharType="begin"/>
+            </w:r>
+            <w:r>
+              <w:rPr>
+                <w:noProof/>
+                <w:webHidden/>
+              </w:rPr>
+              <w:instrText xml:space="preserve"> PAGEREF _Toc239234880 \h </w:instrText>
+            </w:r>
+            <w:r>
+              <w:rPr>
+                <w:noProof/>
+                <w:webHidden/>
+              </w:rPr>
+            </w:r>
+            <w:r>
+              <w:rPr>
+                <w:noProof/>
+                <w:webHidden/>
+              </w:rPr>
+              <w:fldChar w:fldCharType="separate"/>
+            </w:r>
+            <w:r>
+              <w:rPr>
+                <w:noProof/>
+                <w:webHidden/>
+              </w:rPr>
+              <w:t>5</w:t>
+            </w:r>
+            <w:r>
+              <w:rPr>
+                <w:noProof/>
+                <w:webHidden/>
+              </w:rPr>
+              <w:fldChar w:fldCharType="end"/>
+            </w:r>
+          </w:hyperlink>
+        </w:p>
+        <w:p>
+          <w:r>
+            <w:rPr>
+              <w:b/>
+              <w:bCs/>
+              <w:lang w:val="es-MX"/>
+            </w:rPr>
+            <w:fldChar w:fldCharType="end"/>
+          </w:r>
+        </w:p>
+      </w:sdtContent>
+    </w:sdt>
+    <w:p>
+      <w:pPr>
+        <w:rPr>
+          <w:lang w:val="es-MX"/>
+        </w:rPr>
+      </w:pPr>
+    </w:p>
+    <w:p>
+      <w:pPr>
+        <w:rPr>
+          <w:lang w:val="es-MX"/>
+        </w:rPr>
+      </w:pPr>
+    </w:p>
+    <w:p>
+      <w:pPr>
+        <w:rPr>
+          <w:lang w:val="es-MX"/>
+        </w:rPr>
+      </w:pPr>
+      <w:r>
+        <w:rPr>
+          <w:lang w:val="es-MX"/>
+        </w:rPr>
+        <w:br w:type="page"/>
+      </w:r>
+    </w:p>
+    <w:p>
+      <w:pPr>
+        <w:pStyle w:val="Ttulo1"/>
+        <w:rPr>
+          <w:lang w:val="es-MX"/>
+        </w:rPr>
+      </w:pPr>
+      <w:bookmarkStart w:name="_Toc239234871" w:id="0"/>
+      <w:r>
+        <w:rPr>
+          <w:lang w:val="es-MX"/>
+        </w:rPr>
+        <w:lastRenderedPageBreak/>
         <w:t>Componentes AWS</w:t>
       </w:r>
+      <w:bookmarkEnd w:id="0"/>
     </w:p>
     <w:p>
       <w:pPr>
@@ -301,30 +1604,14 @@
         <w:rPr>
           <w:lang w:val="en-US"/>
         </w:rPr>
-        <w:t xml:space="preserve">API Gateway para </w:t>
-      </w:r>
-      <w:proofErr w:type="spellStart"/>
+        <w:t>API Gateway para interhub</w:t>
+      </w:r>
       <w:r>
         <w:rPr>
           <w:lang w:val="en-US"/>
         </w:rPr>
-        <w:t>interhub</w:t>
-      </w:r>
-      <w:proofErr w:type="spellEnd"/>
-      <w:r>
-        <w:rPr>
-          <w:lang w:val="en-US"/>
-        </w:rPr>
-        <w:t xml:space="preserve"> </w:t>
-      </w:r>
-      <w:proofErr w:type="spellStart"/>
-      <w:r>
-        <w:rPr>
-          <w:lang w:val="en-US"/>
-        </w:rPr>
-        <w:t>tld-interhub-api</w:t>
-      </w:r>
-      <w:proofErr w:type="spellEnd"/>
+        <w:t xml:space="preserve"> tld-interhub-api</w:t>
+      </w:r>
     </w:p>
     <w:p>
       <w:pPr>
@@ -532,16 +1819,8 @@
         <w:rPr>
           <w:lang w:val="es-MX"/>
         </w:rPr>
-        <w:t xml:space="preserve">Configuración de certificados </w:t>
-      </w:r>
-      <w:proofErr w:type="spellStart"/>
-      <w:r>
-        <w:rPr>
-          <w:lang w:val="es-MX"/>
-        </w:rPr>
-        <w:t>mtls</w:t>
-      </w:r>
-      <w:proofErr w:type="spellEnd"/>
+        <w:t>Configuración de certificados mtls</w:t>
+      </w:r>
     </w:p>
     <w:p>
       <w:pPr>
@@ -558,16 +1837,8 @@
         <w:rPr>
           <w:lang w:val="es-MX"/>
         </w:rPr>
-        <w:t xml:space="preserve">Configuraciones del </w:t>
-      </w:r>
-      <w:proofErr w:type="gramStart"/>
-      <w:r>
-        <w:rPr>
-          <w:lang w:val="es-MX"/>
-        </w:rPr>
-        <w:t>HUB</w:t>
-      </w:r>
-      <w:proofErr w:type="gramEnd"/>
+        <w:t>Configuraciones del HUB</w:t>
+      </w:r>
     </w:p>
     <w:p>
       <w:pPr>
@@ -598,16 +1869,19 @@
     </w:p>
     <w:p>
       <w:pPr>
-        <w:rPr>
-          <w:lang w:val="es-MX"/>
-        </w:rPr>
-      </w:pPr>
+        <w:pStyle w:val="Ttulo1"/>
+        <w:rPr>
+          <w:lang w:val="es-MX"/>
+        </w:rPr>
+      </w:pPr>
+      <w:bookmarkStart w:name="_Toc239234872" w:id="1"/>
       <w:r>
         <w:rPr>
           <w:lang w:val="es-MX"/>
         </w:rPr>
         <w:t>Procesos</w:t>
       </w:r>
+      <w:bookmarkEnd w:id="1"/>
     </w:p>
     <w:p>
       <w:pPr>
@@ -726,16 +2000,8 @@
         <w:rPr>
           <w:lang w:val="es-MX"/>
         </w:rPr>
-        <w:t xml:space="preserve">Creación del proceso exportación del directorio para envío al </w:t>
-      </w:r>
-      <w:proofErr w:type="gramStart"/>
-      <w:r>
-        <w:rPr>
-          <w:lang w:val="es-MX"/>
-        </w:rPr>
-        <w:t>HUB</w:t>
-      </w:r>
-      <w:proofErr w:type="gramEnd"/>
+        <w:t>Creación del proceso exportación del directorio para envío al HUB</w:t>
+      </w:r>
     </w:p>
     <w:p>
       <w:pPr>
@@ -752,16 +2018,8 @@
         <w:rPr>
           <w:lang w:val="es-MX"/>
         </w:rPr>
-        <w:t xml:space="preserve">Proceso para descargar el archivo de incongruencias del </w:t>
-      </w:r>
-      <w:proofErr w:type="gramStart"/>
-      <w:r>
-        <w:rPr>
-          <w:lang w:val="es-MX"/>
-        </w:rPr>
-        <w:t>HUB</w:t>
-      </w:r>
-      <w:proofErr w:type="gramEnd"/>
+        <w:t>Proceso para descargar el archivo de incongruencias del HUB</w:t>
+      </w:r>
     </w:p>
     <w:p>
       <w:pPr>
@@ -802,21 +2060,7 @@
         <w:rPr>
           <w:lang w:val="es-MX"/>
         </w:rPr>
-        <w:t xml:space="preserve">Proceso para consultar al </w:t>
-      </w:r>
-      <w:proofErr w:type="gramStart"/>
-      <w:r>
-        <w:rPr>
-          <w:lang w:val="es-MX"/>
-        </w:rPr>
-        <w:t>HUB</w:t>
-      </w:r>
-      <w:proofErr w:type="gramEnd"/>
-      <w:r>
-        <w:rPr>
-          <w:lang w:val="es-MX"/>
-        </w:rPr>
-        <w:t xml:space="preserve"> estado de los procesadores</w:t>
+        <w:t>Proceso para consultar al HUB estado de los procesadores</w:t>
       </w:r>
     </w:p>
     <w:p>
@@ -830,19 +2074,11 @@
           <w:lang w:val="es-MX"/>
         </w:rPr>
       </w:pPr>
-      <w:proofErr w:type="spellStart"/>
-      <w:r>
-        <w:rPr>
-          <w:lang w:val="es-MX"/>
-        </w:rPr>
-        <w:t>Dashboard</w:t>
-      </w:r>
-      <w:proofErr w:type="spellEnd"/>
-      <w:r>
-        <w:rPr>
-          <w:lang w:val="es-MX"/>
-        </w:rPr>
-        <w:t xml:space="preserve"> </w:t>
+      <w:r>
+        <w:rPr>
+          <w:lang w:val="es-MX"/>
+        </w:rPr>
+        <w:t xml:space="preserve">Dashboard </w:t>
       </w:r>
       <w:r>
         <w:rPr>
@@ -878,16 +2114,8 @@
         <w:rPr>
           <w:lang w:val="es-MX"/>
         </w:rPr>
-        <w:t xml:space="preserve">Creación de proceso de conciliación de transacciones interoperables vs el archivo del </w:t>
-      </w:r>
-      <w:proofErr w:type="gramStart"/>
-      <w:r>
-        <w:rPr>
-          <w:lang w:val="es-MX"/>
-        </w:rPr>
-        <w:t>HUB</w:t>
-      </w:r>
-      <w:proofErr w:type="gramEnd"/>
+        <w:t>Creación de proceso de conciliación de transacciones interoperables vs el archivo del HUB</w:t>
+      </w:r>
     </w:p>
     <w:p>
       <w:pPr>
@@ -916,50 +2144,556 @@
         <w:rPr>
           <w:lang w:val="es-MX"/>
         </w:rPr>
-        <w:t xml:space="preserve">los datos del </w:t>
-      </w:r>
-      <w:proofErr w:type="gramStart"/>
-      <w:r>
-        <w:rPr>
-          <w:lang w:val="es-MX"/>
-        </w:rPr>
-        <w:t>HUB</w:t>
-      </w:r>
-      <w:proofErr w:type="gramEnd"/>
-      <w:r>
-        <w:rPr>
-          <w:lang w:val="es-MX"/>
-        </w:rPr>
-        <w:t xml:space="preserve"> al archivo de compensación del LBTR</w:t>
-      </w:r>
-    </w:p>
-    <w:p>
-      <w:pPr>
-        <w:rPr>
-          <w:lang w:val="es-MX"/>
-        </w:rPr>
-      </w:pPr>
-    </w:p>
-    <w:p>
-      <w:pPr>
-        <w:rPr>
-          <w:lang w:val="es-MX"/>
-        </w:rPr>
-      </w:pPr>
-    </w:p>
-    <w:p>
-      <w:pPr>
-        <w:rPr>
-          <w:lang w:val="es-MX"/>
-        </w:rPr>
-      </w:pPr>
-    </w:p>
-    <w:p>
-      <w:pPr>
-        <w:rPr>
-          <w:lang w:val="es-MX"/>
-        </w:rPr>
-      </w:pPr>
+        <w:t>los datos del HUB al archivo de compensación del LBTR</w:t>
+      </w:r>
+    </w:p>
+    <w:p>
+      <w:pPr>
+        <w:pStyle w:val="Prrafodelista"/>
+        <w:numPr>
+          <w:ilvl w:val="0"/>
+          <w:numId w:val="5"/>
+        </w:numPr>
+        <w:rPr>
+          <w:lang w:val="es-MX"/>
+        </w:rPr>
+      </w:pPr>
+      <w:r>
+        <w:t>G</w:t>
+      </w:r>
+      <w:r>
+        <w:t>enerar archivo diario de disputas y Request para enviar esta información al HUB</w:t>
+      </w:r>
+    </w:p>
+    <w:p>
+      <w:pPr>
+        <w:pStyle w:val="Prrafodelista"/>
+        <w:numPr>
+          <w:ilvl w:val="0"/>
+          <w:numId w:val="5"/>
+        </w:numPr>
+        <w:rPr>
+          <w:lang w:val="es-MX"/>
+        </w:rPr>
+      </w:pPr>
+      <w:r>
+        <w:t>Desarrollo de la funcionalidad de favoritos en Xpress</w:t>
+      </w:r>
+    </w:p>
+    <w:p>
+      <w:pPr>
+        <w:rPr>
+          <w:lang w:val="es-MX"/>
+        </w:rPr>
+      </w:pPr>
+    </w:p>
+    <w:p>
+      <w:pPr>
+        <w:rPr>
+          <w:lang w:val="es-MX"/>
+        </w:rPr>
+      </w:pPr>
+      <w:r>
+        <w:rPr>
+          <w:lang w:val="es-MX"/>
+        </w:rPr>
+        <w:br w:type="page"/>
+      </w:r>
+    </w:p>
+    <w:p>
+      <w:pPr>
+        <w:pStyle w:val="Ttulo1"/>
+        <w:rPr>
+          <w:lang w:val="es-MX"/>
+        </w:rPr>
+      </w:pPr>
+      <w:bookmarkStart w:name="_Toc239234873" w:id="2"/>
+      <w:r>
+        <w:rPr>
+          <w:lang w:val="es-MX"/>
+        </w:rPr>
+        <w:lastRenderedPageBreak/>
+        <w:t>Reglas de Negocios</w:t>
+      </w:r>
+      <w:bookmarkEnd w:id="2"/>
+    </w:p>
+    <w:p>
+      <w:pPr>
+        <w:rPr>
+          <w:lang w:val="es-MX"/>
+        </w:rPr>
+      </w:pPr>
+      <w:r>
+        <w:rPr>
+          <w:lang w:val="es-MX"/>
+        </w:rPr>
+        <w:t>Fase 1</w:t>
+      </w:r>
+    </w:p>
+    <w:p>
+      <w:pPr>
+        <w:pStyle w:val="Prrafodelista"/>
+        <w:numPr>
+          <w:ilvl w:val="0"/>
+          <w:numId w:val="7"/>
+        </w:numPr>
+        <w:rPr>
+          <w:lang w:val="es-MX"/>
+        </w:rPr>
+      </w:pPr>
+      <w:r>
+        <w:rPr>
+          <w:lang w:val="es-MX"/>
+        </w:rPr>
+        <w:t xml:space="preserve">Identificar </w:t>
+      </w:r>
+      <w:r>
+        <w:rPr>
+          <w:lang w:val="es-MX"/>
+        </w:rPr>
+        <w:t>clientes P2P como</w:t>
+      </w:r>
+      <w:r>
+        <w:rPr>
+          <w:lang w:val="es-MX"/>
+        </w:rPr>
+        <w:t xml:space="preserve"> comercios informales</w:t>
+      </w:r>
+      <w:r>
+        <w:rPr>
+          <w:lang w:val="es-MX"/>
+        </w:rPr>
+        <w:t>:</w:t>
+      </w:r>
+    </w:p>
+    <w:p>
+      <w:pPr>
+        <w:pStyle w:val="Prrafodelista"/>
+        <w:rPr>
+          <w:lang w:val="es-MX"/>
+        </w:rPr>
+      </w:pPr>
+      <w:r>
+        <w:rPr>
+          <w:lang w:val="es-MX"/>
+        </w:rPr>
+        <w:t>Se debe marcar a todo cliente P2P que reciba 50 txn o más y reciba $10,000 balboas o más por dos meses consecutivos como un comercio informal.</w:t>
+      </w:r>
+    </w:p>
+    <w:p>
+      <w:pPr>
+        <w:pStyle w:val="Prrafodelista"/>
+        <w:rPr>
+          <w:lang w:val="es-MX"/>
+        </w:rPr>
+      </w:pPr>
+    </w:p>
+    <w:p>
+      <w:pPr>
+        <w:pStyle w:val="Prrafodelista"/>
+        <w:numPr>
+          <w:ilvl w:val="0"/>
+          <w:numId w:val="7"/>
+        </w:numPr>
+        <w:rPr>
+          <w:lang w:val="es-MX"/>
+        </w:rPr>
+      </w:pPr>
+      <w:r>
+        <w:rPr>
+          <w:lang w:val="es-MX"/>
+        </w:rPr>
+        <w:t>Establecimientos de límites de P2P</w:t>
+      </w:r>
+    </w:p>
+    <w:p>
+      <w:pPr>
+        <w:pStyle w:val="Prrafodelista"/>
+        <w:rPr>
+          <w:lang w:val="es-MX"/>
+        </w:rPr>
+      </w:pPr>
+      <w:r>
+        <w:rPr>
+          <w:lang w:val="es-MX"/>
+        </w:rPr>
+        <w:t xml:space="preserve">Cada cliente tendrá </w:t>
+      </w:r>
+      <w:r>
+        <w:rPr>
+          <w:lang w:val="es-MX"/>
+        </w:rPr>
+        <w:t>un máximo diario de $5,000 balboas.</w:t>
+      </w:r>
+    </w:p>
+    <w:p>
+      <w:pPr>
+        <w:pStyle w:val="Prrafodelista"/>
+        <w:rPr>
+          <w:lang w:val="es-MX"/>
+        </w:rPr>
+      </w:pPr>
+    </w:p>
+    <w:p>
+      <w:pPr>
+        <w:pStyle w:val="Prrafodelista"/>
+        <w:numPr>
+          <w:ilvl w:val="0"/>
+          <w:numId w:val="7"/>
+        </w:numPr>
+        <w:rPr>
+          <w:lang w:val="es-MX"/>
+        </w:rPr>
+      </w:pPr>
+      <w:r>
+        <w:rPr>
+          <w:lang w:val="es-MX"/>
+        </w:rPr>
+        <w:t>Envío de archivo de compensación al LBTR</w:t>
+      </w:r>
+    </w:p>
+    <w:p>
+      <w:pPr>
+        <w:pStyle w:val="Prrafodelista"/>
+        <w:rPr>
+          <w:lang w:val="es-MX"/>
+        </w:rPr>
+      </w:pPr>
+      <w:r>
+        <w:rPr>
+          <w:highlight w:val="yellow"/>
+          <w:lang w:val="es-MX"/>
+        </w:rPr>
+        <w:t>Aún no se cuenta con definición clara de este punto</w:t>
+      </w:r>
+      <w:r>
+        <w:rPr>
+          <w:lang w:val="es-MX"/>
+        </w:rPr>
+        <w:t>, de momento para la estimación se debe considerar las especificaciones brindadas por el LBTR para el envío actualmente del archivo de compensación.</w:t>
+      </w:r>
+    </w:p>
+    <w:p>
+      <w:pPr>
+        <w:pStyle w:val="Prrafodelista"/>
+        <w:rPr>
+          <w:lang w:val="es-MX"/>
+        </w:rPr>
+      </w:pPr>
+    </w:p>
+    <w:p>
+      <w:pPr>
+        <w:pStyle w:val="Prrafodelista"/>
+        <w:numPr>
+          <w:ilvl w:val="0"/>
+          <w:numId w:val="7"/>
+        </w:numPr>
+        <w:rPr>
+          <w:lang w:val="es-MX"/>
+        </w:rPr>
+      </w:pPr>
+      <w:r>
+        <w:rPr>
+          <w:lang w:val="es-MX"/>
+        </w:rPr>
+        <w:t>Reportes de conciliación para las IF de Xpress</w:t>
+      </w:r>
+    </w:p>
+    <w:p>
+      <w:pPr>
+        <w:pStyle w:val="Prrafodelista"/>
+        <w:rPr>
+          <w:lang w:val="es-MX"/>
+        </w:rPr>
+      </w:pPr>
+      <w:r>
+        <w:rPr>
+          <w:lang w:val="es-MX"/>
+        </w:rPr>
+        <w:t>Se debe brindar un reporte o archivo de conciliación similar al existente para ACH Xpress</w:t>
+      </w:r>
+    </w:p>
+    <w:p>
+      <w:pPr>
+        <w:pStyle w:val="Prrafodelista"/>
+        <w:rPr>
+          <w:lang w:val="es-MX"/>
+        </w:rPr>
+      </w:pPr>
+    </w:p>
+    <w:p>
+      <w:pPr>
+        <w:pStyle w:val="Prrafodelista"/>
+        <w:numPr>
+          <w:ilvl w:val="0"/>
+          <w:numId w:val="7"/>
+        </w:numPr>
+        <w:rPr>
+          <w:lang w:val="es-MX"/>
+        </w:rPr>
+      </w:pPr>
+      <w:r>
+        <w:rPr>
+          <w:lang w:val="es-MX"/>
+        </w:rPr>
+        <w:t xml:space="preserve">Direccionamiento de </w:t>
+      </w:r>
+      <w:r>
+        <w:rPr>
+          <w:lang w:val="es-MX"/>
+        </w:rPr>
+        <w:t xml:space="preserve">las transacciones </w:t>
+      </w:r>
+      <w:r>
+        <w:rPr>
+          <w:lang w:val="es-MX"/>
+        </w:rPr>
+        <w:t>P2P a ACH Xpress</w:t>
+      </w:r>
+    </w:p>
+    <w:p>
+      <w:pPr>
+        <w:pStyle w:val="Prrafodelista"/>
+        <w:rPr>
+          <w:lang w:val="es-MX"/>
+        </w:rPr>
+      </w:pPr>
+      <w:r>
+        <w:rPr>
+          <w:highlight w:val="yellow"/>
+          <w:lang w:val="es-MX"/>
+        </w:rPr>
+        <w:t>Este punto ya está considerado dentro de los flujos.</w:t>
+      </w:r>
+    </w:p>
+    <w:p>
+      <w:pPr>
+        <w:pStyle w:val="Prrafodelista"/>
+        <w:rPr>
+          <w:lang w:val="es-MX"/>
+        </w:rPr>
+      </w:pPr>
+    </w:p>
+    <w:p>
+      <w:pPr>
+        <w:rPr>
+          <w:lang w:val="es-MX"/>
+        </w:rPr>
+      </w:pPr>
+      <w:r>
+        <w:rPr>
+          <w:lang w:val="es-MX"/>
+        </w:rPr>
+        <w:t>Fase 2</w:t>
+      </w:r>
+    </w:p>
+    <w:p>
+      <w:pPr>
+        <w:pStyle w:val="Prrafodelista"/>
+        <w:numPr>
+          <w:ilvl w:val="0"/>
+          <w:numId w:val="8"/>
+        </w:numPr>
+        <w:rPr>
+          <w:lang w:val="es-MX"/>
+        </w:rPr>
+      </w:pPr>
+      <w:r>
+        <w:rPr>
+          <w:lang w:val="es-MX"/>
+        </w:rPr>
+        <w:t>Establecimientos de límites de P2M</w:t>
+      </w:r>
+    </w:p>
+    <w:p>
+      <w:pPr>
+        <w:pStyle w:val="Prrafodelista"/>
+        <w:rPr>
+          <w:lang w:val="es-MX"/>
+        </w:rPr>
+      </w:pPr>
+      <w:r>
+        <w:rPr>
+          <w:lang w:val="es-MX"/>
+        </w:rPr>
+        <w:t xml:space="preserve">Cada cliente tendrá un máximo por transacción de </w:t>
+      </w:r>
+      <w:r>
+        <w:rPr>
+          <w:lang w:val="es-MX"/>
+        </w:rPr>
+        <w:t xml:space="preserve">hasta </w:t>
+      </w:r>
+      <w:r>
+        <w:rPr>
+          <w:lang w:val="es-MX"/>
+        </w:rPr>
+        <w:t>$10,000 balboas.</w:t>
+      </w:r>
+    </w:p>
+    <w:p>
+      <w:pPr>
+        <w:pStyle w:val="Prrafodelista"/>
+        <w:rPr>
+          <w:lang w:val="es-MX"/>
+        </w:rPr>
+      </w:pPr>
+    </w:p>
+    <w:p>
+      <w:pPr>
+        <w:pStyle w:val="Prrafodelista"/>
+        <w:numPr>
+          <w:ilvl w:val="0"/>
+          <w:numId w:val="8"/>
+        </w:numPr>
+        <w:rPr>
+          <w:lang w:val="es-MX"/>
+        </w:rPr>
+      </w:pPr>
+      <w:r>
+        <w:rPr>
+          <w:lang w:val="es-MX"/>
+        </w:rPr>
+        <w:t>Incluir en el registro de P2M el RUC del comercio</w:t>
+      </w:r>
+    </w:p>
+    <w:p>
+      <w:pPr>
+        <w:pStyle w:val="Prrafodelista"/>
+        <w:ind w:left="720"/>
+      </w:pPr>
+      <w:r>
+        <w:rPr>
+          <w:lang w:val="es-MX"/>
+        </w:rPr>
+        <w:t>Se debe solicitar en el alta de los comercios el RUC</w:t>
+      </w:r>
+    </w:p>
+    <w:p>
+      <w:pPr>
+        <w:pStyle w:val="Prrafodelista"/>
+        <w:ind w:left="720"/>
+        <w:rPr>
+          <w:lang w:val="es-MX"/>
+        </w:rPr>
+      </w:pPr>
+    </w:p>
+    <w:p>
+      <w:pPr>
+        <w:pStyle w:val="Prrafodelista"/>
+        <w:numPr>
+          <w:ilvl w:val="0"/>
+          <w:numId w:val="8"/>
+        </w:numPr>
+        <w:rPr>
+          <w:lang w:val="es-MX"/>
+        </w:rPr>
+      </w:pPr>
+      <w:r>
+        <w:rPr>
+          <w:lang w:val="es-MX"/>
+        </w:rPr>
+        <w:t>Esquema de comisiones P2M</w:t>
+      </w:r>
+    </w:p>
+    <w:p>
+      <w:pPr>
+        <w:pStyle w:val="Prrafodelista"/>
+        <w:ind w:left="720"/>
+      </w:pPr>
+      <w:r>
+        <w:rPr>
+          <w:rFonts w:ascii="Aptos" w:hAnsi="Aptos" w:eastAsia="Aptos" w:cs="" w:asciiTheme="minorAscii" w:hAnsiTheme="minorAscii" w:eastAsiaTheme="minorAscii" w:cstheme="minorBidi"/>
+          <w:color w:val="auto"/>
+          <w:sz w:val="22"/>
+          <w:szCs w:val="22"/>
+          <w:highlight w:val="yellow"/>
+          <w:lang w:val="es-MX" w:eastAsia="en-US" w:bidi="ar-SA"/>
+        </w:rPr>
+        <w:t>Aún no se cuenta con esta información</w:t>
+      </w:r>
+    </w:p>
+    <w:p>
+      <w:pPr>
+        <w:pStyle w:val="Prrafodelista"/>
+        <w:ind w:left="720"/>
+        <w:rPr>
+          <w:rFonts w:ascii="Aptos" w:hAnsi="Aptos" w:eastAsia="Aptos" w:cs="" w:asciiTheme="minorAscii" w:hAnsiTheme="minorAscii" w:eastAsiaTheme="minorAscii" w:cstheme="minorBidi"/>
+          <w:color w:val="auto"/>
+          <w:sz w:val="22"/>
+          <w:szCs w:val="22"/>
+          <w:highlight w:val="yellow"/>
+          <w:lang w:val="es-MX" w:eastAsia="en-US" w:bidi="ar-SA"/>
+        </w:rPr>
+      </w:pPr>
+    </w:p>
+    <w:p>
+      <w:pPr>
+        <w:pStyle w:val="Prrafodelista"/>
+        <w:numPr>
+          <w:ilvl w:val="0"/>
+          <w:numId w:val="8"/>
+        </w:numPr>
+        <w:rPr>
+          <w:lang w:val="es-MX"/>
+        </w:rPr>
+      </w:pPr>
+      <w:r>
+        <w:rPr>
+          <w:lang w:val="es-MX"/>
+        </w:rPr>
+        <w:t xml:space="preserve">Direccionamiento de las transacciones </w:t>
+      </w:r>
+      <w:r>
+        <w:rPr>
+          <w:lang w:val="es-MX"/>
+        </w:rPr>
+        <w:t>P2M ACH Directo</w:t>
+      </w:r>
+    </w:p>
+    <w:p>
+      <w:pPr>
+        <w:pStyle w:val="Prrafodelista"/>
+        <w:ind w:left="720"/>
+        <w:rPr>
+          <w:highlight w:val="yellow"/>
+          <w:lang w:val="es-MX"/>
+        </w:rPr>
+      </w:pPr>
+      <w:r>
+        <w:rPr>
+          <w:rFonts w:ascii="Aptos" w:hAnsi="Aptos" w:eastAsia="Aptos" w:cs="" w:asciiTheme="minorAscii" w:hAnsiTheme="minorAscii" w:eastAsiaTheme="minorAscii" w:cstheme="minorBidi"/>
+          <w:color w:val="auto"/>
+          <w:sz w:val="22"/>
+          <w:szCs w:val="22"/>
+          <w:highlight w:val="yellow"/>
+          <w:lang w:val="es-MX" w:eastAsia="en-US" w:bidi="ar-SA"/>
+        </w:rPr>
+        <w:t>Se debe considerar dentro de los flujos.</w:t>
+      </w:r>
+    </w:p>
+    <w:p>
+      <w:pPr>
+        <w:pStyle w:val="Prrafodelista"/>
+        <w:ind w:left="720"/>
+      </w:pPr>
+      <w:r>
+        <w:br/>
+      </w:r>
+    </w:p>
+    <w:p>
+      <w:r>
+        <w:br w:type="page"/>
+      </w:r>
+    </w:p>
+    <w:p>
+      <w:pPr>
+        <w:pStyle w:val="Ttulo1"/>
+        <w:rPr>
+          <w:lang w:val="es-MX"/>
+        </w:rPr>
+      </w:pPr>
+      <w:bookmarkStart w:name="_Toc239234874" w:id="3"/>
       <w:r>
         <w:rPr>
           <w:lang w:val="es-MX"/>
@@ -977,19 +2711,19 @@
         <w:rPr>
           <w:lang w:val="es-MX"/>
         </w:rPr>
-        <w:t xml:space="preserve">s </w:t>
-      </w:r>
-    </w:p>
-    <w:p>
-      <w:pPr>
-        <w:rPr>
-          <w:lang w:val="es-MX"/>
-        </w:rPr>
-      </w:pPr>
-    </w:p>
-    <w:p>
-      <w:pPr>
-        <w:pStyle w:val="Prrafodelista"/>
+        <w:t>s</w:t>
+      </w:r>
+      <w:bookmarkEnd w:id="3"/>
+      <w:r>
+        <w:rPr>
+          <w:lang w:val="es-MX"/>
+        </w:rPr>
+        <w:t xml:space="preserve"> </w:t>
+      </w:r>
+    </w:p>
+    <w:p>
+      <w:pPr>
+        <w:pStyle w:val="Ttulo2"/>
         <w:numPr>
           <w:ilvl w:val="0"/>
           <w:numId w:val="1"/>
@@ -998,12 +2732,14 @@
           <w:lang w:val="es-MX"/>
         </w:rPr>
       </w:pPr>
+      <w:bookmarkStart w:name="_Toc239234875" w:id="4"/>
       <w:r>
         <w:rPr>
           <w:lang w:val="es-MX"/>
         </w:rPr>
         <w:t>Banco Origen &gt;&gt; Autopista</w:t>
       </w:r>
+      <w:bookmarkEnd w:id="4"/>
     </w:p>
     <w:p>
       <w:pPr>
@@ -1073,7 +2809,7 @@
     </w:p>
     <w:p>
       <w:pPr>
-        <w:pStyle w:val="Prrafodelista"/>
+        <w:pStyle w:val="Ttulo2"/>
         <w:numPr>
           <w:ilvl w:val="0"/>
           <w:numId w:val="1"/>
@@ -1082,20 +2818,14 @@
           <w:lang w:val="es-MX"/>
         </w:rPr>
       </w:pPr>
-      <w:proofErr w:type="gramStart"/>
-      <w:r>
-        <w:rPr>
-          <w:lang w:val="es-MX"/>
-        </w:rPr>
-        <w:t>HUB</w:t>
-      </w:r>
-      <w:proofErr w:type="gramEnd"/>
-      <w:r>
-        <w:rPr>
-          <w:lang w:val="es-MX"/>
-        </w:rPr>
-        <w:t xml:space="preserve"> &gt;&gt; Autopista</w:t>
-      </w:r>
+      <w:bookmarkStart w:name="_Toc239234876" w:id="5"/>
+      <w:r>
+        <w:rPr>
+          <w:lang w:val="es-MX"/>
+        </w:rPr>
+        <w:t>HUB &gt;&gt; Autopista</w:t>
+      </w:r>
+      <w:bookmarkEnd w:id="5"/>
     </w:p>
     <w:p>
       <w:pPr>
@@ -1118,21 +2848,7 @@
         <w:rPr>
           <w:lang w:val="es-MX"/>
         </w:rPr>
-        <w:t xml:space="preserve"> para recibir mensaje de consulta de alias (Mensaje estándar del </w:t>
-      </w:r>
-      <w:proofErr w:type="gramStart"/>
-      <w:r>
-        <w:rPr>
-          <w:lang w:val="es-MX"/>
-        </w:rPr>
-        <w:t>HUB</w:t>
-      </w:r>
-      <w:proofErr w:type="gramEnd"/>
-      <w:r>
-        <w:rPr>
-          <w:lang w:val="es-MX"/>
-        </w:rPr>
-        <w:t>)</w:t>
+        <w:t xml:space="preserve"> para recibir mensaje de consulta de alias (Mensaje estándar del HUB)</w:t>
       </w:r>
     </w:p>
     <w:p>
@@ -1156,21 +2872,7 @@
         <w:rPr>
           <w:lang w:val="es-MX"/>
         </w:rPr>
-        <w:t xml:space="preserve"> para recibir mensaje de crédito (Mensaje estándar del </w:t>
-      </w:r>
-      <w:proofErr w:type="gramStart"/>
-      <w:r>
-        <w:rPr>
-          <w:lang w:val="es-MX"/>
-        </w:rPr>
-        <w:t>HUB</w:t>
-      </w:r>
-      <w:proofErr w:type="gramEnd"/>
-      <w:r>
-        <w:rPr>
-          <w:lang w:val="es-MX"/>
-        </w:rPr>
-        <w:t xml:space="preserve"> basado en el PACS.008)</w:t>
+        <w:t xml:space="preserve"> para recibir mensaje de crédito (Mensaje estándar del HUB basado en el PACS.008)</w:t>
       </w:r>
     </w:p>
     <w:p>
@@ -1194,21 +2896,7 @@
         <w:rPr>
           <w:lang w:val="es-MX"/>
         </w:rPr>
-        <w:t xml:space="preserve"> para recibir mensaje de reversa (Mensaje estándar del </w:t>
-      </w:r>
-      <w:proofErr w:type="gramStart"/>
-      <w:r>
-        <w:rPr>
-          <w:lang w:val="es-MX"/>
-        </w:rPr>
-        <w:t>HUB</w:t>
-      </w:r>
-      <w:proofErr w:type="gramEnd"/>
-      <w:r>
-        <w:rPr>
-          <w:lang w:val="es-MX"/>
-        </w:rPr>
-        <w:t xml:space="preserve"> basado en el CAMT.056</w:t>
+        <w:t xml:space="preserve"> para recibir mensaje de reversa (Mensaje estándar del HUB basado en el CAMT.056</w:t>
       </w:r>
     </w:p>
     <w:p>
@@ -1232,21 +2920,7 @@
         <w:rPr>
           <w:lang w:val="es-MX"/>
         </w:rPr>
-        <w:t xml:space="preserve"> para recibir mensaje de estado de transacción (Mensaje estándar de </w:t>
-      </w:r>
-      <w:proofErr w:type="gramStart"/>
-      <w:r>
-        <w:rPr>
-          <w:lang w:val="es-MX"/>
-        </w:rPr>
-        <w:t>HUB</w:t>
-      </w:r>
-      <w:proofErr w:type="gramEnd"/>
-      <w:r>
-        <w:rPr>
-          <w:lang w:val="es-MX"/>
-        </w:rPr>
-        <w:t xml:space="preserve"> basado en PACS.028)</w:t>
+        <w:t xml:space="preserve"> para recibir mensaje de estado de transacción (Mensaje estándar de HUB basado en PACS.028)</w:t>
       </w:r>
     </w:p>
     <w:p>
@@ -1264,35 +2938,7 @@
         <w:rPr>
           <w:lang w:val="es-MX"/>
         </w:rPr>
-        <w:t xml:space="preserve">Interfaz para responder estado del procesador </w:t>
-      </w:r>
-      <w:proofErr w:type="spellStart"/>
-      <w:r>
-        <w:rPr>
-          <w:lang w:val="es-MX"/>
-        </w:rPr>
-        <w:t>Telered</w:t>
-      </w:r>
-      <w:proofErr w:type="spellEnd"/>
-      <w:r>
-        <w:rPr>
-          <w:lang w:val="es-MX"/>
-        </w:rPr>
-        <w:t xml:space="preserve"> (</w:t>
-      </w:r>
-      <w:proofErr w:type="spellStart"/>
-      <w:r>
-        <w:rPr>
-          <w:lang w:val="es-MX"/>
-        </w:rPr>
-        <w:t>EchoTest</w:t>
-      </w:r>
-      <w:proofErr w:type="spellEnd"/>
-      <w:r>
-        <w:rPr>
-          <w:lang w:val="es-MX"/>
-        </w:rPr>
-        <w:t>)</w:t>
+        <w:t>Interfaz para responder estado del procesador Telered (EchoTest)</w:t>
       </w:r>
     </w:p>
     <w:p>
@@ -1310,16 +2956,8 @@
         <w:rPr>
           <w:lang w:val="es-MX"/>
         </w:rPr>
-        <w:t xml:space="preserve">Interfaz para recibir las notificaciones de </w:t>
-      </w:r>
-      <w:proofErr w:type="spellStart"/>
-      <w:r>
-        <w:rPr>
-          <w:lang w:val="es-MX"/>
-        </w:rPr>
-        <w:t>Webhook</w:t>
-      </w:r>
-      <w:proofErr w:type="spellEnd"/>
+        <w:t>Interfaz para recibir las notificaciones de Webhook</w:t>
+      </w:r>
       <w:r>
         <w:rPr>
           <w:lang w:val="es-MX"/>
@@ -1338,7 +2976,6 @@
         </w:rPr>
         <w:t xml:space="preserve">, estado de procesadores (disponibles, no disponibles), </w:t>
       </w:r>
-      <w:proofErr w:type="spellStart"/>
       <w:r>
         <w:rPr>
           <w:highlight w:val="yellow"/>
@@ -1346,7 +2983,6 @@
         </w:rPr>
         <w:t>timeouts</w:t>
       </w:r>
-      <w:proofErr w:type="spellEnd"/>
       <w:r>
         <w:rPr>
           <w:lang w:val="es-MX"/>
@@ -1358,17 +2994,8 @@
           <w:highlight w:val="yellow"/>
           <w:lang w:val="es-MX"/>
         </w:rPr>
-        <w:t xml:space="preserve">***Depende de la validación de </w:t>
-      </w:r>
-      <w:proofErr w:type="spellStart"/>
-      <w:r>
-        <w:rPr>
-          <w:highlight w:val="yellow"/>
-          <w:lang w:val="es-MX"/>
-        </w:rPr>
-        <w:t>Minsait</w:t>
-      </w:r>
-      <w:proofErr w:type="spellEnd"/>
+        <w:t>***Depende de la validación de Minsait</w:t>
+      </w:r>
       <w:r>
         <w:rPr>
           <w:lang w:val="es-MX"/>
@@ -1378,14 +3005,7 @@
     </w:p>
     <w:p>
       <w:pPr>
-        <w:rPr>
-          <w:lang w:val="es-MX"/>
-        </w:rPr>
-      </w:pPr>
-    </w:p>
-    <w:p>
-      <w:pPr>
-        <w:pStyle w:val="Prrafodelista"/>
+        <w:pStyle w:val="Ttulo2"/>
         <w:numPr>
           <w:ilvl w:val="0"/>
           <w:numId w:val="1"/>
@@ -1394,20 +3014,14 @@
           <w:lang w:val="es-MX"/>
         </w:rPr>
       </w:pPr>
-      <w:proofErr w:type="spellStart"/>
-      <w:r>
-        <w:rPr>
-          <w:lang w:val="es-MX"/>
-        </w:rPr>
-        <w:t>InterHub</w:t>
-      </w:r>
-      <w:proofErr w:type="spellEnd"/>
-      <w:r>
-        <w:rPr>
-          <w:lang w:val="es-MX"/>
-        </w:rPr>
-        <w:t xml:space="preserve"> &gt; ACH Xpress</w:t>
-      </w:r>
+      <w:bookmarkStart w:name="_Toc239234877" w:id="6"/>
+      <w:r>
+        <w:rPr>
+          <w:lang w:val="es-MX"/>
+        </w:rPr>
+        <w:t>InterHub &gt; ACH Xpress</w:t>
+      </w:r>
+      <w:bookmarkEnd w:id="6"/>
     </w:p>
     <w:p>
       <w:pPr>
@@ -1420,33 +3034,11 @@
           <w:lang w:val="es-MX"/>
         </w:rPr>
       </w:pPr>
-      <w:proofErr w:type="spellStart"/>
-      <w:r>
-        <w:rPr>
-          <w:lang w:val="es-MX"/>
-        </w:rPr>
-        <w:t>Request</w:t>
-      </w:r>
-      <w:proofErr w:type="spellEnd"/>
-      <w:r>
-        <w:rPr>
-          <w:lang w:val="es-MX"/>
-        </w:rPr>
-        <w:t xml:space="preserve"> para solicitar mensajes (Mensaje estándar de ACH Xpress (</w:t>
-      </w:r>
-      <w:proofErr w:type="spellStart"/>
-      <w:r>
-        <w:rPr>
-          <w:lang w:val="es-MX"/>
-        </w:rPr>
-        <w:t>Get</w:t>
-      </w:r>
-      <w:proofErr w:type="spellEnd"/>
-      <w:r>
-        <w:rPr>
-          <w:lang w:val="es-MX"/>
-        </w:rPr>
-        <w:t>))</w:t>
+      <w:r>
+        <w:rPr>
+          <w:lang w:val="es-MX"/>
+        </w:rPr>
+        <w:t>Request para enviar mensaje de crédito (Mensaje estándar de ACH Xpress basado en el PACS.008)</w:t>
       </w:r>
     </w:p>
     <w:p>
@@ -1460,19 +3052,23 @@
           <w:lang w:val="es-MX"/>
         </w:rPr>
       </w:pPr>
-      <w:proofErr w:type="spellStart"/>
-      <w:r>
-        <w:rPr>
-          <w:lang w:val="es-MX"/>
-        </w:rPr>
-        <w:t>Request</w:t>
-      </w:r>
-      <w:proofErr w:type="spellEnd"/>
-      <w:r>
-        <w:rPr>
-          <w:lang w:val="es-MX"/>
-        </w:rPr>
-        <w:t xml:space="preserve"> de ACK para confirmar recepción de mensajes (Mensaje estándar de ACH Xpress)</w:t>
+      <w:r>
+        <w:rPr>
+          <w:lang w:val="es-MX"/>
+        </w:rPr>
+        <w:t>Request para solicitar mensajes (Mensaje estándar de ACH Xpress</w:t>
+      </w:r>
+      <w:r>
+        <w:rPr>
+          <w:lang w:val="es-MX"/>
+        </w:rPr>
+        <w:t xml:space="preserve"> (Get)</w:t>
+      </w:r>
+      <w:r>
+        <w:rPr>
+          <w:lang w:val="es-MX"/>
+        </w:rPr>
+        <w:t>)</w:t>
       </w:r>
     </w:p>
     <w:p>
@@ -1486,6 +3082,12 @@
           <w:lang w:val="es-MX"/>
         </w:rPr>
       </w:pPr>
+      <w:r>
+        <w:rPr>
+          <w:lang w:val="es-MX"/>
+        </w:rPr>
+        <w:t>Request de ACK para confirmar recepción de mensajes (Mensaje estándar de ACH Xpress)</w:t>
+      </w:r>
     </w:p>
     <w:p>
       <w:pPr>
@@ -1498,6 +3100,12 @@
           <w:lang w:val="es-MX"/>
         </w:rPr>
       </w:pPr>
+      <w:r>
+        <w:rPr>
+          <w:lang w:val="es-MX"/>
+        </w:rPr>
+        <w:t>Request para enviar mensaje resultado de autorización del PACS.008 (Mensaje estándar de ACH Xpress basado en el PACS.002)</w:t>
+      </w:r>
     </w:p>
     <w:p>
       <w:pPr>
@@ -1510,19 +3118,11 @@
           <w:lang w:val="es-MX"/>
         </w:rPr>
       </w:pPr>
-      <w:proofErr w:type="spellStart"/>
-      <w:r>
-        <w:rPr>
-          <w:lang w:val="es-MX"/>
-        </w:rPr>
-        <w:t>Request</w:t>
-      </w:r>
-      <w:proofErr w:type="spellEnd"/>
-      <w:r>
-        <w:rPr>
-          <w:lang w:val="es-MX"/>
-        </w:rPr>
-        <w:t xml:space="preserve"> para enviar mensaje de crédito (Mensaje estándar de ACH Xpress basado en el PACS.008)</w:t>
+      <w:r>
+        <w:rPr>
+          <w:lang w:val="es-MX"/>
+        </w:rPr>
+        <w:t>Request para enviar mensaje de reversa (Mensaje estándar de ACH Xpress CAMT.056)</w:t>
       </w:r>
     </w:p>
     <w:p>
@@ -1540,7 +3140,19 @@
         <w:rPr>
           <w:lang w:val="es-MX"/>
         </w:rPr>
-        <w:t>Request para enviar mensaje resultado de autorización del PACS.008 (Mensaje estándar de ACH Xpress basado en el PACS.002)</w:t>
+        <w:t xml:space="preserve">Request para enviar mensaje de </w:t>
+      </w:r>
+      <w:r>
+        <w:rPr>
+          <w:lang w:val="es-MX"/>
+        </w:rPr>
+        <w:t>devolución</w:t>
+      </w:r>
+      <w:r>
+        <w:rPr>
+          <w:lang w:val="es-MX"/>
+        </w:rPr>
+        <w:t xml:space="preserve"> (Mensaje estándar de ACH Xpress PACS.004)</w:t>
       </w:r>
     </w:p>
     <w:p>
@@ -1554,20 +3166,32 @@
           <w:lang w:val="es-MX"/>
         </w:rPr>
       </w:pPr>
-      <w:proofErr w:type="spellStart"/>
-      <w:r>
-        <w:rPr>
-          <w:lang w:val="es-MX"/>
-        </w:rPr>
-        <w:t>Request</w:t>
-      </w:r>
-      <w:proofErr w:type="spellEnd"/>
-      <w:r>
-        <w:rPr>
-          <w:lang w:val="es-MX"/>
-        </w:rPr>
-        <w:t xml:space="preserve"> para enviar mensaje de reversa (Mensaje estándar de ACH Xpress CAMT.056)</w:t>
-      </w:r>
+      <w:r>
+        <w:rPr>
+          <w:lang w:val="es-MX"/>
+        </w:rPr>
+        <w:t>Request para enviar mensaje de estado de transacción (Mensaje estándar de ACH Xpress PACS.028)</w:t>
+      </w:r>
+    </w:p>
+    <w:p>
+      <w:pPr>
+        <w:pStyle w:val="Ttulo2"/>
+        <w:numPr>
+          <w:ilvl w:val="0"/>
+          <w:numId w:val="1"/>
+        </w:numPr>
+        <w:rPr>
+          <w:lang w:val="es-MX"/>
+        </w:rPr>
+      </w:pPr>
+      <w:bookmarkStart w:name="_Toc239234878" w:id="7"/>
+      <w:r>
+        <w:rPr>
+          <w:lang w:val="es-MX"/>
+        </w:rPr>
+        <w:t>InterHub &gt; HUB</w:t>
+      </w:r>
+      <w:bookmarkEnd w:id="7"/>
     </w:p>
     <w:p>
       <w:pPr>
@@ -1580,31 +3204,11 @@
           <w:lang w:val="es-MX"/>
         </w:rPr>
       </w:pPr>
-      <w:proofErr w:type="spellStart"/>
-      <w:r>
-        <w:rPr>
-          <w:lang w:val="es-MX"/>
-        </w:rPr>
-        <w:t>Request</w:t>
-      </w:r>
-      <w:proofErr w:type="spellEnd"/>
-      <w:r>
-        <w:rPr>
-          <w:lang w:val="es-MX"/>
-        </w:rPr>
-        <w:t xml:space="preserve"> para enviar mensaje de </w:t>
-      </w:r>
-      <w:r>
-        <w:rPr>
-          <w:lang w:val="es-MX"/>
-        </w:rPr>
-        <w:t>devolución</w:t>
-      </w:r>
-      <w:r>
-        <w:rPr>
-          <w:lang w:val="es-MX"/>
-        </w:rPr>
-        <w:t xml:space="preserve"> (Mensaje estándar de ACH Xpress PACS.004)</w:t>
+      <w:r>
+        <w:rPr>
+          <w:lang w:val="es-MX"/>
+        </w:rPr>
+        <w:t>Request para enviar mensaje de consulta de alias (Mensaje estándar del HUB)</w:t>
       </w:r>
     </w:p>
     <w:p>
@@ -1622,19 +3226,238 @@
         <w:rPr>
           <w:lang w:val="es-MX"/>
         </w:rPr>
-        <w:t>Request para enviar mensaje de estado de transacción (Mensaje estándar de ACH Xpress PACS.028)</w:t>
-      </w:r>
-    </w:p>
-    <w:p>
-      <w:pPr>
-        <w:rPr>
-          <w:lang w:val="es-MX"/>
-        </w:rPr>
-      </w:pPr>
-    </w:p>
-    <w:p>
-      <w:pPr>
-        <w:pStyle w:val="Prrafodelista"/>
+        <w:t>Request para enviar mensaje de crédito (Mensaje estándar del HUB basado en el PACS.008)</w:t>
+      </w:r>
+    </w:p>
+    <w:p>
+      <w:pPr>
+        <w:pStyle w:val="Prrafodelista"/>
+        <w:numPr>
+          <w:ilvl w:val="1"/>
+          <w:numId w:val="1"/>
+        </w:numPr>
+        <w:rPr>
+          <w:lang w:val="es-MX"/>
+        </w:rPr>
+      </w:pPr>
+      <w:r>
+        <w:rPr>
+          <w:lang w:val="es-MX"/>
+        </w:rPr>
+        <w:t>Request para enviar mensaje de reversa (Mensaje estándar del HUB basado en el CAMT.056)</w:t>
+      </w:r>
+    </w:p>
+    <w:p>
+      <w:pPr>
+        <w:pStyle w:val="Prrafodelista"/>
+        <w:numPr>
+          <w:ilvl w:val="1"/>
+          <w:numId w:val="1"/>
+        </w:numPr>
+        <w:rPr>
+          <w:lang w:val="es-MX"/>
+        </w:rPr>
+      </w:pPr>
+      <w:r>
+        <w:rPr>
+          <w:lang w:val="es-MX"/>
+        </w:rPr>
+        <w:t>Request para enviar mensaje de estado de transacción (Mensaje estándar del HUB basado en el PACS.028)</w:t>
+      </w:r>
+    </w:p>
+    <w:p>
+      <w:pPr>
+        <w:pStyle w:val="Prrafodelista"/>
+        <w:numPr>
+          <w:ilvl w:val="1"/>
+          <w:numId w:val="1"/>
+        </w:numPr>
+        <w:rPr>
+          <w:lang w:val="es-MX"/>
+        </w:rPr>
+      </w:pPr>
+      <w:r>
+        <w:rPr>
+          <w:lang w:val="es-MX"/>
+        </w:rPr>
+        <w:t xml:space="preserve">Request para </w:t>
+      </w:r>
+      <w:r>
+        <w:rPr>
+          <w:lang w:val="es-MX"/>
+        </w:rPr>
+        <w:t xml:space="preserve">enviar mensaje de </w:t>
+      </w:r>
+      <w:r>
+        <w:rPr>
+          <w:lang w:val="es-MX"/>
+        </w:rPr>
+        <w:t>Signon/Signoff</w:t>
+      </w:r>
+    </w:p>
+    <w:p>
+      <w:pPr>
+        <w:pStyle w:val="Prrafodelista"/>
+        <w:numPr>
+          <w:ilvl w:val="1"/>
+          <w:numId w:val="1"/>
+        </w:numPr>
+        <w:rPr>
+          <w:highlight w:val="yellow"/>
+          <w:lang w:val="es-MX"/>
+        </w:rPr>
+      </w:pPr>
+      <w:r>
+        <w:rPr>
+          <w:highlight w:val="yellow"/>
+          <w:lang w:val="es-MX"/>
+        </w:rPr>
+        <w:t xml:space="preserve">Request para </w:t>
+      </w:r>
+      <w:r>
+        <w:rPr>
+          <w:highlight w:val="yellow"/>
+          <w:lang w:val="es-MX"/>
+        </w:rPr>
+        <w:t xml:space="preserve">solicitar EchoTest </w:t>
+      </w:r>
+      <w:r>
+        <w:rPr>
+          <w:highlight w:val="yellow"/>
+          <w:lang w:val="es-MX"/>
+        </w:rPr>
+        <w:t>***Por validar por Minsait</w:t>
+      </w:r>
+    </w:p>
+    <w:p>
+      <w:pPr>
+        <w:pStyle w:val="Prrafodelista"/>
+        <w:numPr>
+          <w:ilvl w:val="1"/>
+          <w:numId w:val="1"/>
+        </w:numPr>
+        <w:rPr>
+          <w:lang w:val="es-MX"/>
+        </w:rPr>
+      </w:pPr>
+      <w:r>
+        <w:rPr>
+          <w:lang w:val="es-MX"/>
+        </w:rPr>
+        <w:t>Request para solicitar la descarga del archivo de incongruencias</w:t>
+      </w:r>
+    </w:p>
+    <w:p>
+      <w:pPr>
+        <w:pStyle w:val="Prrafodelista"/>
+        <w:numPr>
+          <w:ilvl w:val="1"/>
+          <w:numId w:val="1"/>
+        </w:numPr>
+        <w:rPr>
+          <w:lang w:val="es-MX"/>
+        </w:rPr>
+      </w:pPr>
+      <w:r>
+        <w:rPr>
+          <w:lang w:val="es-MX"/>
+        </w:rPr>
+        <w:t xml:space="preserve">Request para solicitar la descarga del archivo de </w:t>
+      </w:r>
+      <w:r>
+        <w:rPr>
+          <w:lang w:val="es-MX"/>
+        </w:rPr>
+        <w:t>conciliación</w:t>
+      </w:r>
+    </w:p>
+    <w:p>
+      <w:pPr>
+        <w:pStyle w:val="Prrafodelista"/>
+        <w:numPr>
+          <w:ilvl w:val="1"/>
+          <w:numId w:val="1"/>
+        </w:numPr>
+        <w:rPr>
+          <w:lang w:val="es-MX"/>
+        </w:rPr>
+      </w:pPr>
+      <w:r>
+        <w:rPr>
+          <w:lang w:val="es-MX"/>
+        </w:rPr>
+        <w:t>Request para enviar mensaje de conciliación al HUB</w:t>
+      </w:r>
+    </w:p>
+    <w:p>
+      <w:pPr>
+        <w:pStyle w:val="Prrafodelista"/>
+        <w:numPr>
+          <w:ilvl w:val="1"/>
+          <w:numId w:val="1"/>
+        </w:numPr>
+        <w:rPr>
+          <w:lang w:val="es-MX"/>
+        </w:rPr>
+      </w:pPr>
+      <w:r>
+        <w:rPr>
+          <w:lang w:val="es-MX"/>
+        </w:rPr>
+        <w:t>Request</w:t>
+      </w:r>
+      <w:r>
+        <w:rPr>
+          <w:lang w:val="es-MX"/>
+        </w:rPr>
+        <w:t xml:space="preserve"> para </w:t>
+      </w:r>
+      <w:r>
+        <w:rPr>
+          <w:lang w:val="es-MX"/>
+        </w:rPr>
+        <w:t>envia</w:t>
+      </w:r>
+      <w:r>
+        <w:rPr>
+          <w:lang w:val="es-MX"/>
+        </w:rPr>
+        <w:t>r las notificaciones de Webhook (</w:t>
+      </w:r>
+      <w:r>
+        <w:rPr>
+          <w:lang w:val="es-MX"/>
+        </w:rPr>
+        <w:t>archivo de compensación</w:t>
+      </w:r>
+      <w:r>
+        <w:rPr>
+          <w:lang w:val="es-MX"/>
+        </w:rPr>
+        <w:t>)</w:t>
+      </w:r>
+    </w:p>
+    <w:p>
+      <w:pPr>
+        <w:pStyle w:val="Prrafodelista"/>
+        <w:numPr>
+          <w:ilvl w:val="1"/>
+          <w:numId w:val="1"/>
+        </w:numPr>
+        <w:rPr>
+          <w:lang w:val="es-MX"/>
+        </w:rPr>
+      </w:pPr>
+      <w:r>
+        <w:rPr>
+          <w:lang w:val="es-MX"/>
+        </w:rPr>
+        <w:t>Request para solicitar información para la compensación</w:t>
+      </w:r>
+    </w:p>
+    <w:p>
+      <w:pPr>
+        <w:pStyle w:val="Ttulo2"/>
         <w:numPr>
           <w:ilvl w:val="0"/>
           <w:numId w:val="1"/>
@@ -1643,20 +3466,14 @@
           <w:lang w:val="es-MX"/>
         </w:rPr>
       </w:pPr>
-      <w:r>
-        <w:rPr>
-          <w:lang w:val="es-MX"/>
-        </w:rPr>
-        <w:t xml:space="preserve">InterHub &gt; </w:t>
-      </w:r>
-      <w:proofErr w:type="gramStart"/>
-      <w:r>
-        <w:rPr>
-          <w:lang w:val="es-MX"/>
-        </w:rPr>
-        <w:t>HUB</w:t>
-      </w:r>
-      <w:proofErr w:type="gramEnd"/>
+      <w:bookmarkStart w:name="_Toc239234879" w:id="8"/>
+      <w:r>
+        <w:rPr>
+          <w:lang w:val="es-MX"/>
+        </w:rPr>
+        <w:t>InterHub &gt; Banco Destino</w:t>
+      </w:r>
+      <w:bookmarkEnd w:id="8"/>
     </w:p>
     <w:p>
       <w:pPr>
@@ -1673,21 +3490,7 @@
         <w:rPr>
           <w:lang w:val="es-MX"/>
         </w:rPr>
-        <w:t xml:space="preserve">Request para enviar mensaje de consulta de alias (Mensaje estándar del </w:t>
-      </w:r>
-      <w:proofErr w:type="gramStart"/>
-      <w:r>
-        <w:rPr>
-          <w:lang w:val="es-MX"/>
-        </w:rPr>
-        <w:t>HUB</w:t>
-      </w:r>
-      <w:proofErr w:type="gramEnd"/>
-      <w:r>
-        <w:rPr>
-          <w:lang w:val="es-MX"/>
-        </w:rPr>
-        <w:t>)</w:t>
+        <w:t>Request para enviar mensaje de crédito (Mensaje estándar de Autopista basado en el PACS.008)</w:t>
       </w:r>
     </w:p>
     <w:p>
@@ -1705,22 +3508,29 @@
         <w:rPr>
           <w:lang w:val="es-MX"/>
         </w:rPr>
-        <w:t xml:space="preserve">Request para enviar mensaje de crédito (Mensaje estándar del </w:t>
-      </w:r>
-      <w:proofErr w:type="gramStart"/>
-      <w:r>
-        <w:rPr>
-          <w:lang w:val="es-MX"/>
-        </w:rPr>
-        <w:t>HUB</w:t>
-      </w:r>
-      <w:proofErr w:type="gramEnd"/>
-      <w:r>
-        <w:rPr>
-          <w:lang w:val="es-MX"/>
-        </w:rPr>
-        <w:t xml:space="preserve"> basado en el PACS.008)</w:t>
-      </w:r>
+        <w:lastRenderedPageBreak/>
+        <w:t>Request para enviar mensaje de reversa (Mensaje estándar de Autopista basado en el CAMT.056)</w:t>
+      </w:r>
+    </w:p>
+    <w:p>
+      <w:pPr>
+        <w:pStyle w:val="Ttulo2"/>
+        <w:numPr>
+          <w:ilvl w:val="0"/>
+          <w:numId w:val="1"/>
+        </w:numPr>
+        <w:rPr>
+          <w:lang w:val="es-MX"/>
+        </w:rPr>
+      </w:pPr>
+      <w:bookmarkStart w:name="_Toc239234880" w:id="9"/>
+      <w:r>
+        <w:rPr>
+          <w:lang w:val="es-MX"/>
+        </w:rPr>
+        <w:t>Telered &gt; LBTR</w:t>
+      </w:r>
+      <w:bookmarkEnd w:id="9"/>
     </w:p>
     <w:p>
       <w:pPr>
@@ -1730,500 +3540,28 @@
           <w:numId w:val="1"/>
         </w:numPr>
         <w:rPr>
-          <w:lang w:val="es-MX"/>
-        </w:rPr>
-      </w:pPr>
-      <w:r>
-        <w:rPr>
-          <w:lang w:val="es-MX"/>
-        </w:rPr>
-        <w:t xml:space="preserve">Request para enviar mensaje de reversa (Mensaje estándar del </w:t>
-      </w:r>
-      <w:proofErr w:type="gramStart"/>
-      <w:r>
-        <w:rPr>
-          <w:lang w:val="es-MX"/>
-        </w:rPr>
-        <w:t>HUB</w:t>
-      </w:r>
-      <w:proofErr w:type="gramEnd"/>
-      <w:r>
-        <w:rPr>
-          <w:lang w:val="es-MX"/>
-        </w:rPr>
-        <w:t xml:space="preserve"> basado en el CAMT.056)</w:t>
-      </w:r>
-    </w:p>
-    <w:p>
-      <w:pPr>
-        <w:pStyle w:val="Prrafodelista"/>
-        <w:numPr>
-          <w:ilvl w:val="1"/>
-          <w:numId w:val="1"/>
-        </w:numPr>
-        <w:rPr>
-          <w:lang w:val="es-MX"/>
-        </w:rPr>
-      </w:pPr>
-      <w:r>
-        <w:rPr>
-          <w:lang w:val="es-MX"/>
-        </w:rPr>
-        <w:t xml:space="preserve">Request para enviar mensaje de estado de transacción (Mensaje estándar del </w:t>
-      </w:r>
-      <w:proofErr w:type="gramStart"/>
-      <w:r>
-        <w:rPr>
-          <w:lang w:val="es-MX"/>
-        </w:rPr>
-        <w:t>HUB</w:t>
-      </w:r>
-      <w:proofErr w:type="gramEnd"/>
-      <w:r>
-        <w:rPr>
-          <w:lang w:val="es-MX"/>
-        </w:rPr>
-        <w:t xml:space="preserve"> basado en el PACS.028)</w:t>
-      </w:r>
-    </w:p>
-    <w:p>
-      <w:pPr>
-        <w:pStyle w:val="Prrafodelista"/>
-        <w:numPr>
-          <w:ilvl w:val="1"/>
-          <w:numId w:val="1"/>
-        </w:numPr>
-        <w:rPr>
-          <w:lang w:val="es-MX"/>
-        </w:rPr>
-      </w:pPr>
-      <w:proofErr w:type="spellStart"/>
-      <w:r>
-        <w:rPr>
-          <w:lang w:val="es-MX"/>
-        </w:rPr>
-        <w:t>Request</w:t>
-      </w:r>
-      <w:proofErr w:type="spellEnd"/>
-      <w:r>
-        <w:rPr>
-          <w:lang w:val="es-MX"/>
-        </w:rPr>
-        <w:t xml:space="preserve"> para </w:t>
-      </w:r>
-      <w:r>
-        <w:rPr>
-          <w:lang w:val="es-MX"/>
-        </w:rPr>
-        <w:t xml:space="preserve">enviar mensaje de </w:t>
-      </w:r>
-      <w:proofErr w:type="spellStart"/>
-      <w:r>
-        <w:rPr>
-          <w:lang w:val="es-MX"/>
-        </w:rPr>
-        <w:t>Signon</w:t>
-      </w:r>
-      <w:proofErr w:type="spellEnd"/>
-      <w:r>
-        <w:rPr>
-          <w:lang w:val="es-MX"/>
-        </w:rPr>
-        <w:t>/</w:t>
-      </w:r>
-      <w:proofErr w:type="spellStart"/>
-      <w:r>
-        <w:rPr>
-          <w:lang w:val="es-MX"/>
-        </w:rPr>
-        <w:t>Signoff</w:t>
-      </w:r>
-      <w:proofErr w:type="spellEnd"/>
-    </w:p>
-    <w:p>
-      <w:pPr>
-        <w:pStyle w:val="Prrafodelista"/>
-        <w:numPr>
-          <w:ilvl w:val="1"/>
-          <w:numId w:val="1"/>
-        </w:numPr>
-        <w:rPr>
           <w:highlight w:val="yellow"/>
           <w:lang w:val="es-MX"/>
         </w:rPr>
       </w:pPr>
-      <w:proofErr w:type="spellStart"/>
       <w:r>
         <w:rPr>
           <w:highlight w:val="yellow"/>
           <w:lang w:val="es-MX"/>
         </w:rPr>
-        <w:t>Request</w:t>
-      </w:r>
-      <w:proofErr w:type="spellEnd"/>
+        <w:t>Request para envío de compensación de interoperabilidad</w:t>
+      </w:r>
+      <w:r>
+        <w:rPr>
+          <w:lang w:val="es-MX"/>
+        </w:rPr>
+        <w:t xml:space="preserve"> </w:t>
+      </w:r>
       <w:r>
         <w:rPr>
           <w:highlight w:val="yellow"/>
           <w:lang w:val="es-MX"/>
         </w:rPr>
-        <w:t xml:space="preserve"> para </w:t>
-      </w:r>
-      <w:r>
-        <w:rPr>
-          <w:highlight w:val="yellow"/>
-          <w:lang w:val="es-MX"/>
-        </w:rPr>
-        <w:t xml:space="preserve">solicitar </w:t>
-      </w:r>
-      <w:proofErr w:type="spellStart"/>
-      <w:r>
-        <w:rPr>
-          <w:highlight w:val="yellow"/>
-          <w:lang w:val="es-MX"/>
-        </w:rPr>
-        <w:t>EchoTest</w:t>
-      </w:r>
-      <w:proofErr w:type="spellEnd"/>
-      <w:r>
-        <w:rPr>
-          <w:highlight w:val="yellow"/>
-          <w:lang w:val="es-MX"/>
-        </w:rPr>
-        <w:t xml:space="preserve"> </w:t>
-      </w:r>
-      <w:r>
-        <w:rPr>
-          <w:highlight w:val="yellow"/>
-          <w:lang w:val="es-MX"/>
-        </w:rPr>
-        <w:t xml:space="preserve">***Por validar por </w:t>
-      </w:r>
-      <w:proofErr w:type="spellStart"/>
-      <w:r>
-        <w:rPr>
-          <w:highlight w:val="yellow"/>
-          <w:lang w:val="es-MX"/>
-        </w:rPr>
-        <w:t>Minsait</w:t>
-      </w:r>
-      <w:proofErr w:type="spellEnd"/>
-    </w:p>
-    <w:p>
-      <w:pPr>
-        <w:pStyle w:val="Prrafodelista"/>
-        <w:numPr>
-          <w:ilvl w:val="1"/>
-          <w:numId w:val="1"/>
-        </w:numPr>
-        <w:rPr>
-          <w:lang w:val="es-MX"/>
-        </w:rPr>
-      </w:pPr>
-      <w:proofErr w:type="spellStart"/>
-      <w:r>
-        <w:rPr>
-          <w:lang w:val="es-MX"/>
-        </w:rPr>
-        <w:t>Request</w:t>
-      </w:r>
-      <w:proofErr w:type="spellEnd"/>
-      <w:r>
-        <w:rPr>
-          <w:lang w:val="es-MX"/>
-        </w:rPr>
-        <w:t xml:space="preserve"> para solicitar la descarga del archivo de incongruencias</w:t>
-      </w:r>
-    </w:p>
-    <w:p>
-      <w:pPr>
-        <w:pStyle w:val="Prrafodelista"/>
-        <w:numPr>
-          <w:ilvl w:val="1"/>
-          <w:numId w:val="1"/>
-        </w:numPr>
-        <w:rPr>
-          <w:lang w:val="es-MX"/>
-        </w:rPr>
-      </w:pPr>
-      <w:proofErr w:type="spellStart"/>
-      <w:r>
-        <w:rPr>
-          <w:lang w:val="es-MX"/>
-        </w:rPr>
-        <w:t>Request</w:t>
-      </w:r>
-      <w:proofErr w:type="spellEnd"/>
-      <w:r>
-        <w:rPr>
-          <w:lang w:val="es-MX"/>
-        </w:rPr>
-        <w:t xml:space="preserve"> para solicitar la descarga del archivo de </w:t>
-      </w:r>
-      <w:r>
-        <w:rPr>
-          <w:lang w:val="es-MX"/>
-        </w:rPr>
-        <w:t>conciliación</w:t>
-      </w:r>
-    </w:p>
-    <w:p>
-      <w:pPr>
-        <w:pStyle w:val="Prrafodelista"/>
-        <w:numPr>
-          <w:ilvl w:val="1"/>
-          <w:numId w:val="1"/>
-        </w:numPr>
-        <w:rPr>
-          <w:lang w:val="es-MX"/>
-        </w:rPr>
-      </w:pPr>
-      <w:proofErr w:type="spellStart"/>
-      <w:r>
-        <w:rPr>
-          <w:lang w:val="es-MX"/>
-        </w:rPr>
-        <w:t>Request</w:t>
-      </w:r>
-      <w:proofErr w:type="spellEnd"/>
-      <w:r>
-        <w:rPr>
-          <w:lang w:val="es-MX"/>
-        </w:rPr>
-        <w:t xml:space="preserve"> para enviar mensaje de conciliación al </w:t>
-      </w:r>
-      <w:proofErr w:type="gramStart"/>
-      <w:r>
-        <w:rPr>
-          <w:lang w:val="es-MX"/>
-        </w:rPr>
-        <w:t>HUB</w:t>
-      </w:r>
-      <w:proofErr w:type="gramEnd"/>
-    </w:p>
-    <w:p>
-      <w:pPr>
-        <w:pStyle w:val="Prrafodelista"/>
-        <w:numPr>
-          <w:ilvl w:val="1"/>
-          <w:numId w:val="1"/>
-        </w:numPr>
-        <w:rPr>
-          <w:lang w:val="es-MX"/>
-        </w:rPr>
-      </w:pPr>
-      <w:proofErr w:type="spellStart"/>
-      <w:r>
-        <w:rPr>
-          <w:lang w:val="es-MX"/>
-        </w:rPr>
-        <w:t>Request</w:t>
-      </w:r>
-      <w:proofErr w:type="spellEnd"/>
-      <w:r>
-        <w:rPr>
-          <w:lang w:val="es-MX"/>
-        </w:rPr>
-        <w:t xml:space="preserve"> para </w:t>
-      </w:r>
-      <w:r>
-        <w:rPr>
-          <w:lang w:val="es-MX"/>
-        </w:rPr>
-        <w:t>envia</w:t>
-      </w:r>
-      <w:r>
-        <w:rPr>
-          <w:lang w:val="es-MX"/>
-        </w:rPr>
-        <w:t xml:space="preserve">r las notificaciones de </w:t>
-      </w:r>
-      <w:proofErr w:type="spellStart"/>
-      <w:r>
-        <w:rPr>
-          <w:lang w:val="es-MX"/>
-        </w:rPr>
-        <w:t>Webhook</w:t>
-      </w:r>
-      <w:proofErr w:type="spellEnd"/>
-      <w:r>
-        <w:rPr>
-          <w:lang w:val="es-MX"/>
-        </w:rPr>
-        <w:t xml:space="preserve"> (</w:t>
-      </w:r>
-      <w:r>
-        <w:rPr>
-          <w:lang w:val="es-MX"/>
-        </w:rPr>
-        <w:t>archivo de compensación</w:t>
-      </w:r>
-      <w:r>
-        <w:rPr>
-          <w:lang w:val="es-MX"/>
-        </w:rPr>
-        <w:t>)</w:t>
-      </w:r>
-    </w:p>
-    <w:p>
-      <w:pPr>
-        <w:pStyle w:val="Prrafodelista"/>
-        <w:numPr>
-          <w:ilvl w:val="1"/>
-          <w:numId w:val="1"/>
-        </w:numPr>
-        <w:rPr>
-          <w:lang w:val="es-MX"/>
-        </w:rPr>
-      </w:pPr>
-      <w:proofErr w:type="spellStart"/>
-      <w:r>
-        <w:rPr>
-          <w:lang w:val="es-MX"/>
-        </w:rPr>
-        <w:t>Request</w:t>
-      </w:r>
-      <w:proofErr w:type="spellEnd"/>
-      <w:r>
-        <w:rPr>
-          <w:lang w:val="es-MX"/>
-        </w:rPr>
-        <w:t xml:space="preserve"> para solicitar información para la compensación</w:t>
-      </w:r>
-    </w:p>
-    <w:p>
-      <w:pPr>
-        <w:rPr>
-          <w:lang w:val="es-MX"/>
-        </w:rPr>
-      </w:pPr>
-    </w:p>
-    <w:p>
-      <w:pPr>
-        <w:pStyle w:val="Prrafodelista"/>
-        <w:numPr>
-          <w:ilvl w:val="0"/>
-          <w:numId w:val="1"/>
-        </w:numPr>
-        <w:rPr>
-          <w:lang w:val="es-MX"/>
-        </w:rPr>
-      </w:pPr>
-      <w:proofErr w:type="spellStart"/>
-      <w:r>
-        <w:rPr>
-          <w:lang w:val="es-MX"/>
-        </w:rPr>
-        <w:lastRenderedPageBreak/>
-        <w:t>InterHub</w:t>
-      </w:r>
-      <w:proofErr w:type="spellEnd"/>
-      <w:r>
-        <w:rPr>
-          <w:lang w:val="es-MX"/>
-        </w:rPr>
-        <w:t xml:space="preserve"> &gt; Banco Destino</w:t>
-      </w:r>
-    </w:p>
-    <w:p>
-      <w:pPr>
-        <w:pStyle w:val="Prrafodelista"/>
-        <w:numPr>
-          <w:ilvl w:val="1"/>
-          <w:numId w:val="1"/>
-        </w:numPr>
-        <w:rPr>
-          <w:lang w:val="es-MX"/>
-        </w:rPr>
-      </w:pPr>
-      <w:r>
-        <w:rPr>
-          <w:lang w:val="es-MX"/>
-        </w:rPr>
-        <w:t>Request para enviar mensaje de crédito (Mensaje estándar de Autopista basado en el PACS.008)</w:t>
-      </w:r>
-    </w:p>
-    <w:p>
-      <w:pPr>
-        <w:pStyle w:val="Prrafodelista"/>
-        <w:numPr>
-          <w:ilvl w:val="1"/>
-          <w:numId w:val="1"/>
-        </w:numPr>
-        <w:rPr>
-          <w:lang w:val="es-MX"/>
-        </w:rPr>
-      </w:pPr>
-      <w:r>
-        <w:rPr>
-          <w:lang w:val="es-MX"/>
-        </w:rPr>
-        <w:t>Request para enviar mensaje de reversa (Mensaje estándar de Autopista basado en el CAMT.056)</w:t>
-      </w:r>
-    </w:p>
-    <w:p>
-      <w:pPr>
-        <w:rPr>
-          <w:lang w:val="es-MX"/>
-        </w:rPr>
-      </w:pPr>
-    </w:p>
-    <w:p>
-      <w:pPr>
-        <w:pStyle w:val="Prrafodelista"/>
-        <w:numPr>
-          <w:ilvl w:val="0"/>
-          <w:numId w:val="1"/>
-        </w:numPr>
-        <w:rPr>
-          <w:lang w:val="es-MX"/>
-        </w:rPr>
-      </w:pPr>
-      <w:r>
-        <w:rPr>
-          <w:lang w:val="es-MX"/>
-        </w:rPr>
-        <w:t>Telered &gt; LBTR</w:t>
-      </w:r>
-    </w:p>
-    <w:p>
-      <w:pPr>
-        <w:pStyle w:val="Prrafodelista"/>
-        <w:numPr>
-          <w:ilvl w:val="1"/>
-          <w:numId w:val="1"/>
-        </w:numPr>
-        <w:rPr>
-          <w:highlight w:val="yellow"/>
-          <w:lang w:val="es-MX"/>
-        </w:rPr>
-      </w:pPr>
-      <w:proofErr w:type="spellStart"/>
-      <w:r>
-        <w:rPr>
-          <w:highlight w:val="yellow"/>
-          <w:lang w:val="es-MX"/>
-        </w:rPr>
-        <w:t>Request</w:t>
-      </w:r>
-      <w:proofErr w:type="spellEnd"/>
-      <w:r>
-        <w:rPr>
-          <w:highlight w:val="yellow"/>
-          <w:lang w:val="es-MX"/>
-        </w:rPr>
-        <w:t xml:space="preserve"> para envío de compensación de interoperabilidad</w:t>
-      </w:r>
-      <w:r>
-        <w:rPr>
-          <w:lang w:val="es-MX"/>
-        </w:rPr>
-        <w:t xml:space="preserve"> </w:t>
-      </w:r>
-      <w:r>
-        <w:rPr>
-          <w:highlight w:val="yellow"/>
-          <w:lang w:val="es-MX"/>
-        </w:rPr>
         <w:t>***Depende de sesión con BNP</w:t>
       </w:r>
     </w:p>
@@ -2252,7 +3590,7 @@
       </w:pPr>
     </w:p>
     <w:sectPr>
-      <w:pgSz w:w="12240" w:h="15840"/>
+      <w:pgSz w:w="12240" w:h="15840" w:orient="portrait"/>
       <w:pgMar w:top="1417" w:right="758" w:bottom="1417" w:left="567" w:header="708" w:footer="708" w:gutter="0"/>
       <w:cols w:space="708"/>
       <w:docGrid w:linePitch="360"/>
@@ -2262,8 +3600,210 @@
 </file>
 
 <file path=word/numbering.xml><?xml version="1.0" encoding="utf-8"?>
-<w:numbering xmlns:wpc="http://schemas.microsoft.com/office/word/2010/wordprocessingCanvas" xmlns:cx="http://schemas.microsoft.com/office/drawing/2014/chartex" xmlns:cx1="http://schemas.microsoft.com/office/drawing/2015/9/8/chartex" xmlns:cx2="http://schemas.microsoft.com/office/drawing/2015/10/21/chartex" xmlns:cx3="http://schemas.microsoft.com/office/drawing/2016/5/9/chartex" xmlns:cx4="http://schemas.microsoft.com/office/drawing/2016/5/10/chartex" xmlns:cx5="http://schemas.microsoft.com/office/drawing/2016/5/11/chartex" xmlns:cx6="http://schemas.microsoft.com/office/drawing/2016/5/12/chartex" xmlns:cx7="http://schemas.microsoft.com/office/drawing/2016/5/13/chartex" xmlns:cx8="http://schemas.microsoft.com/office/drawing/2016/5/14/chartex" xmlns:mc="http://schemas.openxmlformats.org/markup-compatibility/2006" xmlns:aink="http://schemas.microsoft.com/office/drawing/2016/ink" xmlns:am3d="http://schemas.microsoft.com/office/drawing/2017/model3d" xmlns:o="urn:schemas-microsoft-com:office:office" xmlns:oel="http://schemas.microsoft.com/office/2019/extlst" xmlns:r="http://schemas.openxmlformats.org/officeDocument/2006/relationships" xmlns:m="http://schemas.openxmlformats.org/officeDocument/2006/math" xmlns:v="urn:schemas-microsoft-com:vml" xmlns:wp14="http://schemas.microsoft.com/office/word/2010/wordprocessingDrawing" xmlns:wp="http://schemas.openxmlformats.org/drawingml/2006/wordprocessingDrawing" xmlns:w10="urn:schemas-microsoft-com:office:word" xmlns:w="http://schemas.openxmlformats.org/wordprocessingml/2006/main" xmlns:w14="http://schemas.microsoft.com/office/word/2010/wordml" xmlns:w15="http://schemas.microsoft.com/office/word/2012/wordml" xmlns:w16cei="http://schemas.microsoft.com/office/word/2026/wordml/cei" xmlns:w16cex="http://schemas.microsoft.com/office/word/2018/wordml/cex" xmlns:w16cid="http://schemas.microsoft.com/office/word/2016/wordml/cid" xmlns:w16="http://schemas.microsoft.com/office/word/2018/wordml" xmlns:w16du="http://schemas.microsoft.com/office/word/2023/wordml/word16du" xmlns:w16sdtdh="http://schemas.microsoft.com/office/word/2020/wordml/sdtdatahash" xmlns:w16sdtfl="http://schemas.microsoft.com/office/word/2024/wordml/sdtformatlock" xmlns:w16se="http://schemas.microsoft.com/office/word/2015/wordml/symex" xmlns:wpg="http://schemas.microsoft.com/office/word/2010/wordprocessingGroup" xmlns:wpi="http://schemas.microsoft.com/office/word/2010/wordprocessingInk" xmlns:wne="http://schemas.microsoft.com/office/word/2006/wordml" xmlns:wps="http://schemas.microsoft.com/office/word/2010/wordprocessingShape" mc:Ignorable="w14 w15 w16se w16cid w16 w16cex w16sdtdh w16sdtfl w16du wp14">
+<w:numbering xmlns:wpc="http://schemas.microsoft.com/office/word/2010/wordprocessingCanvas" xmlns:cx="http://schemas.microsoft.com/office/drawing/2014/chartex" xmlns:cx1="http://schemas.microsoft.com/office/drawing/2015/9/8/chartex" xmlns:cx2="http://schemas.microsoft.com/office/drawing/2015/10/21/chartex" xmlns:cx3="http://schemas.microsoft.com/office/drawing/2016/5/9/chartex" xmlns:cx4="http://schemas.microsoft.com/office/drawing/2016/5/10/chartex" xmlns:cx5="http://schemas.microsoft.com/office/drawing/2016/5/11/chartex" xmlns:cx6="http://schemas.microsoft.com/office/drawing/2016/5/12/chartex" xmlns:cx7="http://schemas.microsoft.com/office/drawing/2016/5/13/chartex" xmlns:cx8="http://schemas.microsoft.com/office/drawing/2016/5/14/chartex" xmlns:mc="http://schemas.openxmlformats.org/markup-compatibility/2006" xmlns:aink="http://schemas.microsoft.com/office/drawing/2016/ink" xmlns:am3d="http://schemas.microsoft.com/office/drawing/2017/model3d" xmlns:o="urn:schemas-microsoft-com:office:office" xmlns:oel="http://schemas.microsoft.com/office/2019/extlst" xmlns:r="http://schemas.openxmlformats.org/officeDocument/2006/relationships" xmlns:m="http://schemas.openxmlformats.org/officeDocument/2006/math" xmlns:v="urn:schemas-microsoft-com:vml" xmlns:wp14="http://schemas.microsoft.com/office/word/2010/wordprocessingDrawing" xmlns:wp="http://schemas.openxmlformats.org/drawingml/2006/wordprocessingDrawing" xmlns:w10="urn:schemas-microsoft-com:office:word" xmlns:w="http://schemas.openxmlformats.org/wordprocessingml/2006/main" xmlns:w14="http://schemas.microsoft.com/office/word/2010/wordml" xmlns:w15="http://schemas.microsoft.com/office/word/2012/wordml" xmlns:w16cex="http://schemas.microsoft.com/office/word/2018/wordml/cex" xmlns:w16cid="http://schemas.microsoft.com/office/word/2016/wordml/cid" xmlns:w16="http://schemas.microsoft.com/office/word/2018/wordml" xmlns:w16du="http://schemas.microsoft.com/office/word/2023/wordml/word16du" xmlns:w16sdtdh="http://schemas.microsoft.com/office/word/2020/wordml/sdtdatahash" xmlns:w16sdtfl="http://schemas.microsoft.com/office/word/2024/wordml/sdtformatlock" xmlns:w16se="http://schemas.microsoft.com/office/word/2015/wordml/symex" xmlns:wpg="http://schemas.microsoft.com/office/word/2010/wordprocessingGroup" xmlns:wpi="http://schemas.microsoft.com/office/word/2010/wordprocessingInk" xmlns:wne="http://schemas.microsoft.com/office/word/2006/wordml" xmlns:wps="http://schemas.microsoft.com/office/word/2010/wordprocessingShape" mc:Ignorable="w14 w15 w16se w16cid w16 w16cex w16sdtdh w16sdtfl w16du wp14">
   <w:abstractNum w:abstractNumId="0" w15:restartNumberingAfterBreak="0">
+    <w:nsid w:val="0B114031"/>
+    <w:multiLevelType w:val="hybridMultilevel"/>
+    <w:tmpl w:val="ED2C7126"/>
+    <w:lvl w:ilvl="0" w:tplc="180A000F">
+      <w:start w:val="1"/>
+      <w:numFmt w:val="decimal"/>
+      <w:lvlText w:val="%1."/>
+      <w:lvlJc w:val="left"/>
+      <w:pPr>
+        <w:ind w:left="720" w:hanging="360"/>
+      </w:pPr>
+      <w:rPr>
+        <w:rFonts w:hint="default"/>
+      </w:rPr>
+    </w:lvl>
+    <w:lvl w:ilvl="1" w:tplc="180A0019" w:tentative="1">
+      <w:start w:val="1"/>
+      <w:numFmt w:val="lowerLetter"/>
+      <w:lvlText w:val="%2."/>
+      <w:lvlJc w:val="left"/>
+      <w:pPr>
+        <w:ind w:left="1440" w:hanging="360"/>
+      </w:pPr>
+    </w:lvl>
+    <w:lvl w:ilvl="2" w:tplc="180A001B" w:tentative="1">
+      <w:start w:val="1"/>
+      <w:numFmt w:val="lowerRoman"/>
+      <w:lvlText w:val="%3."/>
+      <w:lvlJc w:val="right"/>
+      <w:pPr>
+        <w:ind w:left="2160" w:hanging="180"/>
+      </w:pPr>
+    </w:lvl>
+    <w:lvl w:ilvl="3" w:tplc="180A000F" w:tentative="1">
+      <w:start w:val="1"/>
+      <w:numFmt w:val="decimal"/>
+      <w:lvlText w:val="%4."/>
+      <w:lvlJc w:val="left"/>
+      <w:pPr>
+        <w:ind w:left="2880" w:hanging="360"/>
+      </w:pPr>
+    </w:lvl>
+    <w:lvl w:ilvl="4" w:tplc="180A0019" w:tentative="1">
+      <w:start w:val="1"/>
+      <w:numFmt w:val="lowerLetter"/>
+      <w:lvlText w:val="%5."/>
+      <w:lvlJc w:val="left"/>
+      <w:pPr>
+        <w:ind w:left="3600" w:hanging="360"/>
+      </w:pPr>
+    </w:lvl>
+    <w:lvl w:ilvl="5" w:tplc="180A001B" w:tentative="1">
+      <w:start w:val="1"/>
+      <w:numFmt w:val="lowerRoman"/>
+      <w:lvlText w:val="%6."/>
+      <w:lvlJc w:val="right"/>
+      <w:pPr>
+        <w:ind w:left="4320" w:hanging="180"/>
+      </w:pPr>
+    </w:lvl>
+    <w:lvl w:ilvl="6" w:tplc="180A000F" w:tentative="1">
+      <w:start w:val="1"/>
+      <w:numFmt w:val="decimal"/>
+      <w:lvlText w:val="%7."/>
+      <w:lvlJc w:val="left"/>
+      <w:pPr>
+        <w:ind w:left="5040" w:hanging="360"/>
+      </w:pPr>
+    </w:lvl>
+    <w:lvl w:ilvl="7" w:tplc="180A0019" w:tentative="1">
+      <w:start w:val="1"/>
+      <w:numFmt w:val="lowerLetter"/>
+      <w:lvlText w:val="%8."/>
+      <w:lvlJc w:val="left"/>
+      <w:pPr>
+        <w:ind w:left="5760" w:hanging="360"/>
+      </w:pPr>
+    </w:lvl>
+    <w:lvl w:ilvl="8" w:tplc="180A001B" w:tentative="1">
+      <w:start w:val="1"/>
+      <w:numFmt w:val="lowerRoman"/>
+      <w:lvlText w:val="%9."/>
+      <w:lvlJc w:val="right"/>
+      <w:pPr>
+        <w:ind w:left="6480" w:hanging="180"/>
+      </w:pPr>
+    </w:lvl>
+  </w:abstractNum>
+  <w:abstractNum w:abstractNumId="1" w15:restartNumberingAfterBreak="0">
+    <w:nsid w:val="15631B45"/>
+    <w:multiLevelType w:val="hybridMultilevel"/>
+    <w:tmpl w:val="B532B970"/>
+    <w:lvl w:ilvl="0" w:tplc="D14CF216">
+      <w:start w:val="6"/>
+      <w:numFmt w:val="bullet"/>
+      <w:lvlText w:val="-"/>
+      <w:lvlJc w:val="left"/>
+      <w:pPr>
+        <w:ind w:left="720" w:hanging="360"/>
+      </w:pPr>
+      <w:rPr>
+        <w:rFonts w:hint="default" w:ascii="Aptos" w:hAnsi="Aptos" w:eastAsiaTheme="minorHAnsi" w:cstheme="minorBidi"/>
+      </w:rPr>
+    </w:lvl>
+    <w:lvl w:ilvl="1" w:tplc="180A0003" w:tentative="1">
+      <w:start w:val="1"/>
+      <w:numFmt w:val="bullet"/>
+      <w:lvlText w:val="o"/>
+      <w:lvlJc w:val="left"/>
+      <w:pPr>
+        <w:ind w:left="1440" w:hanging="360"/>
+      </w:pPr>
+      <w:rPr>
+        <w:rFonts w:hint="default" w:ascii="Courier New" w:hAnsi="Courier New" w:cs="Courier New"/>
+      </w:rPr>
+    </w:lvl>
+    <w:lvl w:ilvl="2" w:tplc="180A0005" w:tentative="1">
+      <w:start w:val="1"/>
+      <w:numFmt w:val="bullet"/>
+      <w:lvlText w:val=""/>
+      <w:lvlJc w:val="left"/>
+      <w:pPr>
+        <w:ind w:left="2160" w:hanging="360"/>
+      </w:pPr>
+      <w:rPr>
+        <w:rFonts w:hint="default" w:ascii="Wingdings" w:hAnsi="Wingdings"/>
+      </w:rPr>
+    </w:lvl>
+    <w:lvl w:ilvl="3" w:tplc="180A0001" w:tentative="1">
+      <w:start w:val="1"/>
+      <w:numFmt w:val="bullet"/>
+      <w:lvlText w:val=""/>
+      <w:lvlJc w:val="left"/>
+      <w:pPr>
+        <w:ind w:left="2880" w:hanging="360"/>
+      </w:pPr>
+      <w:rPr>
+        <w:rFonts w:hint="default" w:ascii="Symbol" w:hAnsi="Symbol"/>
+      </w:rPr>
+    </w:lvl>
+    <w:lvl w:ilvl="4" w:tplc="180A0003" w:tentative="1">
+      <w:start w:val="1"/>
+      <w:numFmt w:val="bullet"/>
+      <w:lvlText w:val="o"/>
+      <w:lvlJc w:val="left"/>
+      <w:pPr>
+        <w:ind w:left="3600" w:hanging="360"/>
+      </w:pPr>
+      <w:rPr>
+        <w:rFonts w:hint="default" w:ascii="Courier New" w:hAnsi="Courier New" w:cs="Courier New"/>
+      </w:rPr>
+    </w:lvl>
+    <w:lvl w:ilvl="5" w:tplc="180A0005" w:tentative="1">
+      <w:start w:val="1"/>
+      <w:numFmt w:val="bullet"/>
+      <w:lvlText w:val=""/>
+      <w:lvlJc w:val="left"/>
+      <w:pPr>
+        <w:ind w:left="4320" w:hanging="360"/>
+      </w:pPr>
+      <w:rPr>
+        <w:rFonts w:hint="default" w:ascii="Wingdings" w:hAnsi="Wingdings"/>
+      </w:rPr>
+    </w:lvl>
+    <w:lvl w:ilvl="6" w:tplc="180A0001" w:tentative="1">
+      <w:start w:val="1"/>
+      <w:numFmt w:val="bullet"/>
+      <w:lvlText w:val=""/>
+      <w:lvlJc w:val="left"/>
+      <w:pPr>
+        <w:ind w:left="5040" w:hanging="360"/>
+      </w:pPr>
+      <w:rPr>
+        <w:rFonts w:hint="default" w:ascii="Symbol" w:hAnsi="Symbol"/>
+      </w:rPr>
+    </w:lvl>
+    <w:lvl w:ilvl="7" w:tplc="180A0003" w:tentative="1">
+      <w:start w:val="1"/>
+      <w:numFmt w:val="bullet"/>
+      <w:lvlText w:val="o"/>
+      <w:lvlJc w:val="left"/>
+      <w:pPr>
+        <w:ind w:left="5760" w:hanging="360"/>
+      </w:pPr>
+      <w:rPr>
+        <w:rFonts w:hint="default" w:ascii="Courier New" w:hAnsi="Courier New" w:cs="Courier New"/>
+      </w:rPr>
+    </w:lvl>
+    <w:lvl w:ilvl="8" w:tplc="180A0005" w:tentative="1">
+      <w:start w:val="1"/>
+      <w:numFmt w:val="bullet"/>
+      <w:lvlText w:val=""/>
+      <w:lvlJc w:val="left"/>
+      <w:pPr>
+        <w:ind w:left="6480" w:hanging="360"/>
+      </w:pPr>
+      <w:rPr>
+        <w:rFonts w:hint="default" w:ascii="Wingdings" w:hAnsi="Wingdings"/>
+      </w:rPr>
+    </w:lvl>
+  </w:abstractNum>
+  <w:abstractNum w:abstractNumId="2" w15:restartNumberingAfterBreak="0">
     <w:nsid w:val="1E4625B0"/>
     <w:multiLevelType w:val="hybridMultilevel"/>
     <w:tmpl w:val="FFA0357E"/>
@@ -2349,7 +3889,7 @@
       </w:pPr>
     </w:lvl>
   </w:abstractNum>
-  <w:abstractNum w:abstractNumId="1" w15:restartNumberingAfterBreak="0">
+  <w:abstractNum w:abstractNumId="3" w15:restartNumberingAfterBreak="0">
     <w:nsid w:val="2984593E"/>
     <w:multiLevelType w:val="hybridMultilevel"/>
     <w:tmpl w:val="6FBAC7BA"/>
@@ -2374,7 +3914,7 @@
         <w:ind w:left="1440" w:hanging="360"/>
       </w:pPr>
     </w:lvl>
-    <w:lvl w:ilvl="2" w:tplc="180A001B" w:tentative="1">
+    <w:lvl w:ilvl="2" w:tplc="180A001B">
       <w:start w:val="1"/>
       <w:numFmt w:val="lowerRoman"/>
       <w:lvlText w:val="%3."/>
@@ -2438,7 +3978,7 @@
       </w:pPr>
     </w:lvl>
   </w:abstractNum>
-  <w:abstractNum w:abstractNumId="2" w15:restartNumberingAfterBreak="0">
+  <w:abstractNum w:abstractNumId="4" w15:restartNumberingAfterBreak="0">
     <w:nsid w:val="3011471A"/>
     <w:multiLevelType w:val="hybridMultilevel"/>
     <w:tmpl w:val="6DCEF472"/>
@@ -2527,7 +4067,98 @@
       </w:pPr>
     </w:lvl>
   </w:abstractNum>
-  <w:abstractNum w:abstractNumId="3" w15:restartNumberingAfterBreak="0">
+  <w:abstractNum w:abstractNumId="5" w15:restartNumberingAfterBreak="0">
+    <w:nsid w:val="36D709A5"/>
+    <w:multiLevelType w:val="hybridMultilevel"/>
+    <w:tmpl w:val="45786474"/>
+    <w:lvl w:ilvl="0" w:tplc="81E81C70">
+      <w:start w:val="1"/>
+      <w:numFmt w:val="decimal"/>
+      <w:lvlText w:val="%1."/>
+      <w:lvlJc w:val="left"/>
+      <w:pPr>
+        <w:ind w:left="720" w:hanging="360"/>
+      </w:pPr>
+      <w:rPr>
+        <w:rFonts w:hint="default" w:asciiTheme="minorHAnsi" w:hAnsiTheme="minorHAnsi" w:eastAsiaTheme="minorHAnsi" w:cstheme="minorBidi"/>
+        <w:color w:val="auto"/>
+        <w:sz w:val="22"/>
+      </w:rPr>
+    </w:lvl>
+    <w:lvl w:ilvl="1" w:tplc="180A0019" w:tentative="1">
+      <w:start w:val="1"/>
+      <w:numFmt w:val="lowerLetter"/>
+      <w:lvlText w:val="%2."/>
+      <w:lvlJc w:val="left"/>
+      <w:pPr>
+        <w:ind w:left="1440" w:hanging="360"/>
+      </w:pPr>
+    </w:lvl>
+    <w:lvl w:ilvl="2" w:tplc="180A001B" w:tentative="1">
+      <w:start w:val="1"/>
+      <w:numFmt w:val="lowerRoman"/>
+      <w:lvlText w:val="%3."/>
+      <w:lvlJc w:val="right"/>
+      <w:pPr>
+        <w:ind w:left="2160" w:hanging="180"/>
+      </w:pPr>
+    </w:lvl>
+    <w:lvl w:ilvl="3" w:tplc="180A000F" w:tentative="1">
+      <w:start w:val="1"/>
+      <w:numFmt w:val="decimal"/>
+      <w:lvlText w:val="%4."/>
+      <w:lvlJc w:val="left"/>
+      <w:pPr>
+        <w:ind w:left="2880" w:hanging="360"/>
+      </w:pPr>
+    </w:lvl>
+    <w:lvl w:ilvl="4" w:tplc="180A0019" w:tentative="1">
+      <w:start w:val="1"/>
+      <w:numFmt w:val="lowerLetter"/>
+      <w:lvlText w:val="%5."/>
+      <w:lvlJc w:val="left"/>
+      <w:pPr>
+        <w:ind w:left="3600" w:hanging="360"/>
+      </w:pPr>
+    </w:lvl>
+    <w:lvl w:ilvl="5" w:tplc="180A001B" w:tentative="1">
+      <w:start w:val="1"/>
+      <w:numFmt w:val="lowerRoman"/>
+      <w:lvlText w:val="%6."/>
+      <w:lvlJc w:val="right"/>
+      <w:pPr>
+        <w:ind w:left="4320" w:hanging="180"/>
+      </w:pPr>
+    </w:lvl>
+    <w:lvl w:ilvl="6" w:tplc="180A000F" w:tentative="1">
+      <w:start w:val="1"/>
+      <w:numFmt w:val="decimal"/>
+      <w:lvlText w:val="%7."/>
+      <w:lvlJc w:val="left"/>
+      <w:pPr>
+        <w:ind w:left="5040" w:hanging="360"/>
+      </w:pPr>
+    </w:lvl>
+    <w:lvl w:ilvl="7" w:tplc="180A0019" w:tentative="1">
+      <w:start w:val="1"/>
+      <w:numFmt w:val="lowerLetter"/>
+      <w:lvlText w:val="%8."/>
+      <w:lvlJc w:val="left"/>
+      <w:pPr>
+        <w:ind w:left="5760" w:hanging="360"/>
+      </w:pPr>
+    </w:lvl>
+    <w:lvl w:ilvl="8" w:tplc="180A001B" w:tentative="1">
+      <w:start w:val="1"/>
+      <w:numFmt w:val="lowerRoman"/>
+      <w:lvlText w:val="%9."/>
+      <w:lvlJc w:val="right"/>
+      <w:pPr>
+        <w:ind w:left="6480" w:hanging="180"/>
+      </w:pPr>
+    </w:lvl>
+  </w:abstractNum>
+  <w:abstractNum w:abstractNumId="6" w15:restartNumberingAfterBreak="0">
     <w:nsid w:val="53744D2F"/>
     <w:multiLevelType w:val="hybridMultilevel"/>
     <w:tmpl w:val="6E7E689C"/>
@@ -2613,7 +4244,7 @@
       </w:pPr>
     </w:lvl>
   </w:abstractNum>
-  <w:abstractNum w:abstractNumId="4" w15:restartNumberingAfterBreak="0">
+  <w:abstractNum w:abstractNumId="7" w15:restartNumberingAfterBreak="0">
     <w:nsid w:val="56152FB6"/>
     <w:multiLevelType w:val="hybridMultilevel"/>
     <w:tmpl w:val="3A424EBC"/>
@@ -2700,18 +4331,27 @@
     </w:lvl>
   </w:abstractNum>
   <w:num w:numId="1" w16cid:durableId="1056969403">
+    <w:abstractNumId w:val="3"/>
+  </w:num>
+  <w:num w:numId="2" w16cid:durableId="1061713129">
+    <w:abstractNumId w:val="6"/>
+  </w:num>
+  <w:num w:numId="3" w16cid:durableId="846408298">
+    <w:abstractNumId w:val="7"/>
+  </w:num>
+  <w:num w:numId="4" w16cid:durableId="25106210">
+    <w:abstractNumId w:val="4"/>
+  </w:num>
+  <w:num w:numId="5" w16cid:durableId="208692574">
+    <w:abstractNumId w:val="2"/>
+  </w:num>
+  <w:num w:numId="6" w16cid:durableId="1293949822">
     <w:abstractNumId w:val="1"/>
   </w:num>
-  <w:num w:numId="2" w16cid:durableId="1061713129">
-    <w:abstractNumId w:val="3"/>
+  <w:num w:numId="7" w16cid:durableId="311520965">
+    <w:abstractNumId w:val="5"/>
   </w:num>
-  <w:num w:numId="3" w16cid:durableId="846408298">
-    <w:abstractNumId w:val="4"/>
-  </w:num>
-  <w:num w:numId="4" w16cid:durableId="25106210">
-    <w:abstractNumId w:val="2"/>
-  </w:num>
-  <w:num w:numId="5" w16cid:durableId="208692574">
+  <w:num w:numId="8" w16cid:durableId="1347517624">
     <w:abstractNumId w:val="0"/>
   </w:num>
 </w:numbering>
@@ -2722,7 +4362,7 @@
   <w:docDefaults>
     <w:rPrDefault>
       <w:rPr>
-        <w:rFonts w:asciiTheme="minorHAnsi" w:eastAsiaTheme="minorHAnsi" w:hAnsiTheme="minorHAnsi" w:cstheme="minorBidi"/>
+        <w:rFonts w:asciiTheme="minorHAnsi" w:hAnsiTheme="minorHAnsi" w:eastAsiaTheme="minorHAnsi" w:cstheme="minorBidi"/>
         <w:kern w:val="2"/>
         <w:sz w:val="22"/>
         <w:szCs w:val="22"/>
@@ -2739,14 +4379,14 @@
   <w:latentStyles w:defLockedState="0" w:defUIPriority="99" w:defSemiHidden="0" w:defUnhideWhenUsed="0" w:defQFormat="0" w:count="376">
     <w:lsdException w:name="Normal" w:uiPriority="0" w:qFormat="1"/>
     <w:lsdException w:name="heading 1" w:uiPriority="9" w:qFormat="1"/>
-    <w:lsdException w:name="heading 2" w:semiHidden="1" w:uiPriority="9" w:unhideWhenUsed="1" w:qFormat="1"/>
-    <w:lsdException w:name="heading 3" w:semiHidden="1" w:uiPriority="9" w:unhideWhenUsed="1" w:qFormat="1"/>
-    <w:lsdException w:name="heading 4" w:semiHidden="1" w:uiPriority="9" w:unhideWhenUsed="1" w:qFormat="1"/>
-    <w:lsdException w:name="heading 5" w:semiHidden="1" w:uiPriority="9" w:unhideWhenUsed="1" w:qFormat="1"/>
-    <w:lsdException w:name="heading 6" w:semiHidden="1" w:uiPriority="9" w:unhideWhenUsed="1" w:qFormat="1"/>
-    <w:lsdException w:name="heading 7" w:semiHidden="1" w:uiPriority="9" w:unhideWhenUsed="1" w:qFormat="1"/>
-    <w:lsdException w:name="heading 8" w:semiHidden="1" w:uiPriority="9" w:unhideWhenUsed="1" w:qFormat="1"/>
-    <w:lsdException w:name="heading 9" w:semiHidden="1" w:uiPriority="9" w:unhideWhenUsed="1" w:qFormat="1"/>
+    <w:lsdException w:name="heading 2" w:uiPriority="9" w:semiHidden="1" w:unhideWhenUsed="1" w:qFormat="1"/>
+    <w:lsdException w:name="heading 3" w:uiPriority="9" w:semiHidden="1" w:unhideWhenUsed="1" w:qFormat="1"/>
+    <w:lsdException w:name="heading 4" w:uiPriority="9" w:semiHidden="1" w:unhideWhenUsed="1" w:qFormat="1"/>
+    <w:lsdException w:name="heading 5" w:uiPriority="9" w:semiHidden="1" w:unhideWhenUsed="1" w:qFormat="1"/>
+    <w:lsdException w:name="heading 6" w:uiPriority="9" w:semiHidden="1" w:unhideWhenUsed="1" w:qFormat="1"/>
+    <w:lsdException w:name="heading 7" w:uiPriority="9" w:semiHidden="1" w:unhideWhenUsed="1" w:qFormat="1"/>
+    <w:lsdException w:name="heading 8" w:uiPriority="9" w:semiHidden="1" w:unhideWhenUsed="1" w:qFormat="1"/>
+    <w:lsdException w:name="heading 9" w:uiPriority="9" w:semiHidden="1" w:unhideWhenUsed="1" w:qFormat="1"/>
     <w:lsdException w:name="index 1" w:semiHidden="1" w:unhideWhenUsed="1"/>
     <w:lsdException w:name="index 2" w:semiHidden="1" w:unhideWhenUsed="1"/>
     <w:lsdException w:name="index 3" w:semiHidden="1" w:unhideWhenUsed="1"/>
@@ -2756,22 +4396,22 @@
     <w:lsdException w:name="index 7" w:semiHidden="1" w:unhideWhenUsed="1"/>
     <w:lsdException w:name="index 8" w:semiHidden="1" w:unhideWhenUsed="1"/>
     <w:lsdException w:name="index 9" w:semiHidden="1" w:unhideWhenUsed="1"/>
-    <w:lsdException w:name="toc 1" w:semiHidden="1" w:uiPriority="39" w:unhideWhenUsed="1"/>
-    <w:lsdException w:name="toc 2" w:semiHidden="1" w:uiPriority="39" w:unhideWhenUsed="1"/>
-    <w:lsdException w:name="toc 3" w:semiHidden="1" w:uiPriority="39" w:unhideWhenUsed="1"/>
-    <w:lsdException w:name="toc 4" w:semiHidden="1" w:uiPriority="39" w:unhideWhenUsed="1"/>
-    <w:lsdException w:name="toc 5" w:semiHidden="1" w:uiPriority="39" w:unhideWhenUsed="1"/>
-    <w:lsdException w:name="toc 6" w:semiHidden="1" w:uiPriority="39" w:unhideWhenUsed="1"/>
-    <w:lsdException w:name="toc 7" w:semiHidden="1" w:uiPriority="39" w:unhideWhenUsed="1"/>
-    <w:lsdException w:name="toc 8" w:semiHidden="1" w:uiPriority="39" w:unhideWhenUsed="1"/>
-    <w:lsdException w:name="toc 9" w:semiHidden="1" w:uiPriority="39" w:unhideWhenUsed="1"/>
+    <w:lsdException w:name="toc 1" w:uiPriority="39" w:semiHidden="1" w:unhideWhenUsed="1"/>
+    <w:lsdException w:name="toc 2" w:uiPriority="39" w:semiHidden="1" w:unhideWhenUsed="1"/>
+    <w:lsdException w:name="toc 3" w:uiPriority="39" w:semiHidden="1" w:unhideWhenUsed="1"/>
+    <w:lsdException w:name="toc 4" w:uiPriority="39" w:semiHidden="1" w:unhideWhenUsed="1"/>
+    <w:lsdException w:name="toc 5" w:uiPriority="39" w:semiHidden="1" w:unhideWhenUsed="1"/>
+    <w:lsdException w:name="toc 6" w:uiPriority="39" w:semiHidden="1" w:unhideWhenUsed="1"/>
+    <w:lsdException w:name="toc 7" w:uiPriority="39" w:semiHidden="1" w:unhideWhenUsed="1"/>
+    <w:lsdException w:name="toc 8" w:uiPriority="39" w:semiHidden="1" w:unhideWhenUsed="1"/>
+    <w:lsdException w:name="toc 9" w:uiPriority="39" w:semiHidden="1" w:unhideWhenUsed="1"/>
     <w:lsdException w:name="Normal Indent" w:semiHidden="1" w:unhideWhenUsed="1"/>
     <w:lsdException w:name="footnote text" w:semiHidden="1" w:unhideWhenUsed="1"/>
     <w:lsdException w:name="annotation text" w:semiHidden="1" w:unhideWhenUsed="1"/>
     <w:lsdException w:name="header" w:semiHidden="1" w:unhideWhenUsed="1"/>
     <w:lsdException w:name="footer" w:semiHidden="1" w:unhideWhenUsed="1"/>
     <w:lsdException w:name="index heading" w:semiHidden="1" w:unhideWhenUsed="1"/>
-    <w:lsdException w:name="caption" w:semiHidden="1" w:uiPriority="35" w:unhideWhenUsed="1" w:qFormat="1"/>
+    <w:lsdException w:name="caption" w:uiPriority="35" w:semiHidden="1" w:unhideWhenUsed="1" w:qFormat="1"/>
     <w:lsdException w:name="table of figures" w:semiHidden="1" w:unhideWhenUsed="1"/>
     <w:lsdException w:name="envelope address" w:semiHidden="1" w:unhideWhenUsed="1"/>
     <w:lsdException w:name="envelope return" w:semiHidden="1" w:unhideWhenUsed="1"/>
@@ -2802,7 +4442,7 @@
     <w:lsdException w:name="Title" w:uiPriority="10" w:qFormat="1"/>
     <w:lsdException w:name="Closing" w:semiHidden="1" w:unhideWhenUsed="1"/>
     <w:lsdException w:name="Signature" w:semiHidden="1" w:unhideWhenUsed="1"/>
-    <w:lsdException w:name="Default Paragraph Font" w:semiHidden="1" w:uiPriority="1" w:unhideWhenUsed="1"/>
+    <w:lsdException w:name="Default Paragraph Font" w:uiPriority="1" w:semiHidden="1" w:unhideWhenUsed="1"/>
     <w:lsdException w:name="Body Text" w:semiHidden="1" w:unhideWhenUsed="1"/>
     <w:lsdException w:name="Body Text Indent" w:semiHidden="1" w:unhideWhenUsed="1"/>
     <w:lsdException w:name="List Continue" w:semiHidden="1" w:unhideWhenUsed="1"/>
@@ -3002,8 +4642,8 @@
     <w:lsdException w:name="Subtle Reference" w:uiPriority="31" w:qFormat="1"/>
     <w:lsdException w:name="Intense Reference" w:uiPriority="32" w:qFormat="1"/>
     <w:lsdException w:name="Book Title" w:uiPriority="33" w:qFormat="1"/>
-    <w:lsdException w:name="Bibliography" w:semiHidden="1" w:uiPriority="37" w:unhideWhenUsed="1"/>
-    <w:lsdException w:name="TOC Heading" w:semiHidden="1" w:uiPriority="39" w:unhideWhenUsed="1" w:qFormat="1"/>
+    <w:lsdException w:name="Bibliography" w:uiPriority="37" w:semiHidden="1" w:unhideWhenUsed="1"/>
+    <w:lsdException w:name="TOC Heading" w:uiPriority="39" w:semiHidden="1" w:unhideWhenUsed="1" w:qFormat="1"/>
     <w:lsdException w:name="Plain Table 1" w:uiPriority="41"/>
     <w:lsdException w:name="Plain Table 2" w:uiPriority="42"/>
     <w:lsdException w:name="Plain Table 3" w:uiPriority="43"/>
@@ -3114,7 +4754,7 @@
     <w:lsdException w:name="Unresolved Mention" w:semiHidden="1" w:unhideWhenUsed="1"/>
     <w:lsdException w:name="Smart Link" w:semiHidden="1" w:unhideWhenUsed="1"/>
   </w:latentStyles>
-  <w:style w:type="paragraph" w:default="1" w:styleId="Normal">
+  <w:style w:type="paragraph" w:styleId="Normal" w:default="1">
     <w:name w:val="Normal"/>
     <w:qFormat/>
   </w:style>
@@ -3133,7 +4773,7 @@
       <w:outlineLvl w:val="0"/>
     </w:pPr>
     <w:rPr>
-      <w:rFonts w:asciiTheme="majorHAnsi" w:eastAsiaTheme="majorEastAsia" w:hAnsiTheme="majorHAnsi" w:cstheme="majorBidi"/>
+      <w:rFonts w:asciiTheme="majorHAnsi" w:hAnsiTheme="majorHAnsi" w:eastAsiaTheme="majorEastAsia" w:cstheme="majorBidi"/>
       <w:color w:val="0F4761" w:themeColor="accent1" w:themeShade="BF"/>
       <w:sz w:val="40"/>
       <w:szCs w:val="40"/>
@@ -3145,7 +4785,6 @@
     <w:next w:val="Normal"/>
     <w:link w:val="Ttulo2Car"/>
     <w:uiPriority w:val="9"/>
-    <w:semiHidden/>
     <w:unhideWhenUsed/>
     <w:qFormat/>
     <w:rsid w:val="00B9323C"/>
@@ -3156,7 +4795,7 @@
       <w:outlineLvl w:val="1"/>
     </w:pPr>
     <w:rPr>
-      <w:rFonts w:asciiTheme="majorHAnsi" w:eastAsiaTheme="majorEastAsia" w:hAnsiTheme="majorHAnsi" w:cstheme="majorBidi"/>
+      <w:rFonts w:asciiTheme="majorHAnsi" w:hAnsiTheme="majorHAnsi" w:eastAsiaTheme="majorEastAsia" w:cstheme="majorBidi"/>
       <w:color w:val="0F4761" w:themeColor="accent1" w:themeShade="BF"/>
       <w:sz w:val="32"/>
       <w:szCs w:val="32"/>
@@ -3317,13 +4956,13 @@
       <w:color w:val="272727" w:themeColor="text1" w:themeTint="D8"/>
     </w:rPr>
   </w:style>
-  <w:style w:type="character" w:default="1" w:styleId="Fuentedeprrafopredeter">
+  <w:style w:type="character" w:styleId="Fuentedeprrafopredeter" w:default="1">
     <w:name w:val="Default Paragraph Font"/>
     <w:uiPriority w:val="1"/>
     <w:semiHidden/>
     <w:unhideWhenUsed/>
   </w:style>
-  <w:style w:type="table" w:default="1" w:styleId="Tablanormal">
+  <w:style w:type="table" w:styleId="Tablanormal" w:default="1">
     <w:name w:val="Normal Table"/>
     <w:uiPriority w:val="99"/>
     <w:semiHidden/>
@@ -3338,40 +4977,39 @@
       </w:tblCellMar>
     </w:tblPr>
   </w:style>
-  <w:style w:type="numbering" w:default="1" w:styleId="Sinlista">
+  <w:style w:type="numbering" w:styleId="Sinlista" w:default="1">
     <w:name w:val="No List"/>
     <w:uiPriority w:val="99"/>
     <w:semiHidden/>
     <w:unhideWhenUsed/>
   </w:style>
-  <w:style w:type="character" w:customStyle="1" w:styleId="Ttulo1Car">
+  <w:style w:type="character" w:styleId="Ttulo1Car" w:customStyle="1">
     <w:name w:val="Título 1 Car"/>
     <w:basedOn w:val="Fuentedeprrafopredeter"/>
     <w:link w:val="Ttulo1"/>
     <w:uiPriority w:val="9"/>
     <w:rsid w:val="00B9323C"/>
     <w:rPr>
-      <w:rFonts w:asciiTheme="majorHAnsi" w:eastAsiaTheme="majorEastAsia" w:hAnsiTheme="majorHAnsi" w:cstheme="majorBidi"/>
+      <w:rFonts w:asciiTheme="majorHAnsi" w:hAnsiTheme="majorHAnsi" w:eastAsiaTheme="majorEastAsia" w:cstheme="majorBidi"/>
       <w:color w:val="0F4761" w:themeColor="accent1" w:themeShade="BF"/>
       <w:sz w:val="40"/>
       <w:szCs w:val="40"/>
     </w:rPr>
   </w:style>
-  <w:style w:type="character" w:customStyle="1" w:styleId="Ttulo2Car">
+  <w:style w:type="character" w:styleId="Ttulo2Car" w:customStyle="1">
     <w:name w:val="Título 2 Car"/>
     <w:basedOn w:val="Fuentedeprrafopredeter"/>
     <w:link w:val="Ttulo2"/>
     <w:uiPriority w:val="9"/>
-    <w:semiHidden/>
     <w:rsid w:val="00B9323C"/>
     <w:rPr>
-      <w:rFonts w:asciiTheme="majorHAnsi" w:eastAsiaTheme="majorEastAsia" w:hAnsiTheme="majorHAnsi" w:cstheme="majorBidi"/>
+      <w:rFonts w:asciiTheme="majorHAnsi" w:hAnsiTheme="majorHAnsi" w:eastAsiaTheme="majorEastAsia" w:cstheme="majorBidi"/>
       <w:color w:val="0F4761" w:themeColor="accent1" w:themeShade="BF"/>
       <w:sz w:val="32"/>
       <w:szCs w:val="32"/>
     </w:rPr>
   </w:style>
-  <w:style w:type="character" w:customStyle="1" w:styleId="Ttulo3Car">
+  <w:style w:type="character" w:styleId="Ttulo3Car" w:customStyle="1">
     <w:name w:val="Título 3 Car"/>
     <w:basedOn w:val="Fuentedeprrafopredeter"/>
     <w:link w:val="Ttulo3"/>
@@ -3385,7 +5023,7 @@
       <w:szCs w:val="28"/>
     </w:rPr>
   </w:style>
-  <w:style w:type="character" w:customStyle="1" w:styleId="Ttulo4Car">
+  <w:style w:type="character" w:styleId="Ttulo4Car" w:customStyle="1">
     <w:name w:val="Título 4 Car"/>
     <w:basedOn w:val="Fuentedeprrafopredeter"/>
     <w:link w:val="Ttulo4"/>
@@ -3399,7 +5037,7 @@
       <w:color w:val="0F4761" w:themeColor="accent1" w:themeShade="BF"/>
     </w:rPr>
   </w:style>
-  <w:style w:type="character" w:customStyle="1" w:styleId="Ttulo5Car">
+  <w:style w:type="character" w:styleId="Ttulo5Car" w:customStyle="1">
     <w:name w:val="Título 5 Car"/>
     <w:basedOn w:val="Fuentedeprrafopredeter"/>
     <w:link w:val="Ttulo5"/>
@@ -3411,7 +5049,7 @@
       <w:color w:val="0F4761" w:themeColor="accent1" w:themeShade="BF"/>
     </w:rPr>
   </w:style>
-  <w:style w:type="character" w:customStyle="1" w:styleId="Ttulo6Car">
+  <w:style w:type="character" w:styleId="Ttulo6Car" w:customStyle="1">
     <w:name w:val="Título 6 Car"/>
     <w:basedOn w:val="Fuentedeprrafopredeter"/>
     <w:link w:val="Ttulo6"/>
@@ -3425,7 +5063,7 @@
       <w:color w:val="595959" w:themeColor="text1" w:themeTint="A6"/>
     </w:rPr>
   </w:style>
-  <w:style w:type="character" w:customStyle="1" w:styleId="Ttulo7Car">
+  <w:style w:type="character" w:styleId="Ttulo7Car" w:customStyle="1">
     <w:name w:val="Título 7 Car"/>
     <w:basedOn w:val="Fuentedeprrafopredeter"/>
     <w:link w:val="Ttulo7"/>
@@ -3437,7 +5075,7 @@
       <w:color w:val="595959" w:themeColor="text1" w:themeTint="A6"/>
     </w:rPr>
   </w:style>
-  <w:style w:type="character" w:customStyle="1" w:styleId="Ttulo8Car">
+  <w:style w:type="character" w:styleId="Ttulo8Car" w:customStyle="1">
     <w:name w:val="Título 8 Car"/>
     <w:basedOn w:val="Fuentedeprrafopredeter"/>
     <w:link w:val="Ttulo8"/>
@@ -3451,7 +5089,7 @@
       <w:color w:val="272727" w:themeColor="text1" w:themeTint="D8"/>
     </w:rPr>
   </w:style>
-  <w:style w:type="character" w:customStyle="1" w:styleId="Ttulo9Car">
+  <w:style w:type="character" w:styleId="Ttulo9Car" w:customStyle="1">
     <w:name w:val="Título 9 Car"/>
     <w:basedOn w:val="Fuentedeprrafopredeter"/>
     <w:link w:val="Ttulo9"/>
@@ -3476,21 +5114,21 @@
       <w:contextualSpacing/>
     </w:pPr>
     <w:rPr>
-      <w:rFonts w:asciiTheme="majorHAnsi" w:eastAsiaTheme="majorEastAsia" w:hAnsiTheme="majorHAnsi" w:cstheme="majorBidi"/>
+      <w:rFonts w:asciiTheme="majorHAnsi" w:hAnsiTheme="majorHAnsi" w:eastAsiaTheme="majorEastAsia" w:cstheme="majorBidi"/>
       <w:spacing w:val="-10"/>
       <w:kern w:val="28"/>
       <w:sz w:val="56"/>
       <w:szCs w:val="56"/>
     </w:rPr>
   </w:style>
-  <w:style w:type="character" w:customStyle="1" w:styleId="TtuloCar">
+  <w:style w:type="character" w:styleId="TtuloCar" w:customStyle="1">
     <w:name w:val="Título Car"/>
     <w:basedOn w:val="Fuentedeprrafopredeter"/>
     <w:link w:val="Ttulo"/>
     <w:uiPriority w:val="10"/>
     <w:rsid w:val="00B9323C"/>
     <w:rPr>
-      <w:rFonts w:asciiTheme="majorHAnsi" w:eastAsiaTheme="majorEastAsia" w:hAnsiTheme="majorHAnsi" w:cstheme="majorBidi"/>
+      <w:rFonts w:asciiTheme="majorHAnsi" w:hAnsiTheme="majorHAnsi" w:eastAsiaTheme="majorEastAsia" w:cstheme="majorBidi"/>
       <w:spacing w:val="-10"/>
       <w:kern w:val="28"/>
       <w:sz w:val="56"/>
@@ -3518,7 +5156,7 @@
       <w:szCs w:val="28"/>
     </w:rPr>
   </w:style>
-  <w:style w:type="character" w:customStyle="1" w:styleId="SubttuloCar">
+  <w:style w:type="character" w:styleId="SubttuloCar" w:customStyle="1">
     <w:name w:val="Subtítulo Car"/>
     <w:basedOn w:val="Fuentedeprrafopredeter"/>
     <w:link w:val="Subttulo"/>
@@ -3550,7 +5188,7 @@
       <w:color w:val="404040" w:themeColor="text1" w:themeTint="BF"/>
     </w:rPr>
   </w:style>
-  <w:style w:type="character" w:customStyle="1" w:styleId="CitaCar">
+  <w:style w:type="character" w:styleId="CitaCar" w:customStyle="1">
     <w:name w:val="Cita Car"/>
     <w:basedOn w:val="Fuentedeprrafopredeter"/>
     <w:link w:val="Cita"/>
@@ -3595,8 +5233,8 @@
     <w:rsid w:val="00B9323C"/>
     <w:pPr>
       <w:pBdr>
-        <w:top w:val="single" w:sz="4" w:space="10" w:color="0F4761" w:themeColor="accent1" w:themeShade="BF"/>
-        <w:bottom w:val="single" w:sz="4" w:space="10" w:color="0F4761" w:themeColor="accent1" w:themeShade="BF"/>
+        <w:top w:val="single" w:color="0F4761" w:themeColor="accent1" w:themeShade="BF" w:sz="4" w:space="10"/>
+        <w:bottom w:val="single" w:color="0F4761" w:themeColor="accent1" w:themeShade="BF" w:sz="4" w:space="10"/>
       </w:pBdr>
       <w:spacing w:before="360" w:after="360"/>
       <w:ind w:left="864" w:right="864"/>
@@ -3608,7 +5246,7 @@
       <w:color w:val="0F4761" w:themeColor="accent1" w:themeShade="BF"/>
     </w:rPr>
   </w:style>
-  <w:style w:type="character" w:customStyle="1" w:styleId="CitadestacadaCar">
+  <w:style w:type="character" w:styleId="CitadestacadaCar" w:customStyle="1">
     <w:name w:val="Cita destacada Car"/>
     <w:basedOn w:val="Fuentedeprrafopredeter"/>
     <w:link w:val="Citadestacada"/>
@@ -3644,20 +5282,76 @@
     </w:pPr>
     <w:tblPr>
       <w:tblBorders>
-        <w:top w:val="single" w:sz="4" w:space="0" w:color="auto"/>
-        <w:left w:val="single" w:sz="4" w:space="0" w:color="auto"/>
-        <w:bottom w:val="single" w:sz="4" w:space="0" w:color="auto"/>
-        <w:right w:val="single" w:sz="4" w:space="0" w:color="auto"/>
-        <w:insideH w:val="single" w:sz="4" w:space="0" w:color="auto"/>
-        <w:insideV w:val="single" w:sz="4" w:space="0" w:color="auto"/>
+        <w:top w:val="single" w:color="auto" w:sz="4" w:space="0"/>
+        <w:left w:val="single" w:color="auto" w:sz="4" w:space="0"/>
+        <w:bottom w:val="single" w:color="auto" w:sz="4" w:space="0"/>
+        <w:right w:val="single" w:color="auto" w:sz="4" w:space="0"/>
+        <w:insideH w:val="single" w:color="auto" w:sz="4" w:space="0"/>
+        <w:insideV w:val="single" w:color="auto" w:sz="4" w:space="0"/>
       </w:tblBorders>
     </w:tblPr>
+  </w:style>
+  <w:style w:type="paragraph" w:styleId="TtuloTDC">
+    <w:name w:val="TOC Heading"/>
+    <w:basedOn w:val="Ttulo1"/>
+    <w:next w:val="Normal"/>
+    <w:uiPriority w:val="39"/>
+    <w:unhideWhenUsed/>
+    <w:qFormat/>
+    <w:rsid w:val="006B26A8"/>
+    <w:pPr>
+      <w:spacing w:before="240" w:after="0"/>
+      <w:outlineLvl w:val="9"/>
+    </w:pPr>
+    <w:rPr>
+      <w:kern w:val="0"/>
+      <w:sz w:val="32"/>
+      <w:szCs w:val="32"/>
+      <w:lang w:eastAsia="es-PA"/>
+      <w14:ligatures w14:val="none"/>
+    </w:rPr>
+  </w:style>
+  <w:style w:type="paragraph" w:styleId="TDC1">
+    <w:name w:val="toc 1"/>
+    <w:basedOn w:val="Normal"/>
+    <w:next w:val="Normal"/>
+    <w:autoRedefine/>
+    <w:uiPriority w:val="39"/>
+    <w:unhideWhenUsed/>
+    <w:rsid w:val="006B26A8"/>
+    <w:pPr>
+      <w:spacing w:after="100"/>
+    </w:pPr>
+  </w:style>
+  <w:style w:type="paragraph" w:styleId="TDC2">
+    <w:name w:val="toc 2"/>
+    <w:basedOn w:val="Normal"/>
+    <w:next w:val="Normal"/>
+    <w:autoRedefine/>
+    <w:uiPriority w:val="39"/>
+    <w:unhideWhenUsed/>
+    <w:rsid w:val="006B26A8"/>
+    <w:pPr>
+      <w:spacing w:after="100"/>
+      <w:ind w:left="220"/>
+    </w:pPr>
+  </w:style>
+  <w:style w:type="character" w:styleId="Hipervnculo">
+    <w:name w:val="Hyperlink"/>
+    <w:basedOn w:val="Fuentedeprrafopredeter"/>
+    <w:uiPriority w:val="99"/>
+    <w:unhideWhenUsed/>
+    <w:rsid w:val="006B26A8"/>
+    <w:rPr>
+      <w:color w:val="467886" w:themeColor="hyperlink"/>
+      <w:u w:val="single"/>
+    </w:rPr>
   </w:style>
 </w:styles>
 </file>
 
 <file path=word/theme/theme1.xml><?xml version="1.0" encoding="utf-8"?>
-<a:theme xmlns:a="http://schemas.openxmlformats.org/drawingml/2006/main" name="Tema de Office">
+<a:theme xmlns:a="http://schemas.openxmlformats.org/drawingml/2006/main" xmlns:thm15="http://schemas.microsoft.com/office/thememl/2012/main" name="Tema de Office">
   <a:themeElements>
     <a:clrScheme name="Office">
       <a:dk1>
